--- a/Domain Name System,NTP,SYSlog.docx
+++ b/Domain Name System,NTP,SYSlog.docx
@@ -21261,11 +21261,33 @@
           <w:lang w:val="en-US"/>
         </w:rPr>
       </w:pPr>
-      <w:r>
-        <w:rPr>
-          <w:lang w:val="en-US"/>
-        </w:rPr>
-        <w:t xml:space="preserve">Router#show cdp neighbors </w:t>
+      <w:proofErr w:type="spellStart"/>
+      <w:r>
+        <w:rPr>
+          <w:lang w:val="en-US"/>
+        </w:rPr>
+        <w:t>Router#show</w:t>
+      </w:r>
+      <w:proofErr w:type="spellEnd"/>
+      <w:r>
+        <w:rPr>
+          <w:lang w:val="en-US"/>
+        </w:rPr>
+        <w:t xml:space="preserve"> </w:t>
+      </w:r>
+      <w:proofErr w:type="spellStart"/>
+      <w:r>
+        <w:rPr>
+          <w:lang w:val="en-US"/>
+        </w:rPr>
+        <w:t>cdp</w:t>
+      </w:r>
+      <w:proofErr w:type="spellEnd"/>
+      <w:r>
+        <w:rPr>
+          <w:lang w:val="en-US"/>
+        </w:rPr>
+        <w:t xml:space="preserve"> neighbors </w:t>
       </w:r>
     </w:p>
     <w:p>
@@ -21304,7 +21326,35 @@
         <w:rPr>
           <w:lang w:val="en-US"/>
         </w:rPr>
-        <w:t>Device ID Local Intrfce Holdtme Capability Platform Port ID</w:t>
+        <w:t xml:space="preserve">Device ID Local </w:t>
+      </w:r>
+      <w:proofErr w:type="spellStart"/>
+      <w:r>
+        <w:rPr>
+          <w:lang w:val="en-US"/>
+        </w:rPr>
+        <w:t>Intrfce</w:t>
+      </w:r>
+      <w:proofErr w:type="spellEnd"/>
+      <w:r>
+        <w:rPr>
+          <w:lang w:val="en-US"/>
+        </w:rPr>
+        <w:t xml:space="preserve"> </w:t>
+      </w:r>
+      <w:proofErr w:type="spellStart"/>
+      <w:r>
+        <w:rPr>
+          <w:lang w:val="en-US"/>
+        </w:rPr>
+        <w:t>Holdtme</w:t>
+      </w:r>
+      <w:proofErr w:type="spellEnd"/>
+      <w:r>
+        <w:rPr>
+          <w:lang w:val="en-US"/>
+        </w:rPr>
+        <w:t xml:space="preserve"> Capability Platform Port ID</w:t>
       </w:r>
     </w:p>
     <w:p>
@@ -21337,6 +21387,1553 @@
       <w:r>
         <w:t xml:space="preserve"> 0/5</w:t>
       </w:r>
+    </w:p>
+    <w:p>
+      <w:pPr>
+        <w:rPr>
+          <w:lang w:val="en-US"/>
+        </w:rPr>
+      </w:pPr>
+    </w:p>
+    <w:p>
+      <w:pPr>
+        <w:rPr>
+          <w:lang w:val="en-US"/>
+        </w:rPr>
+      </w:pPr>
+    </w:p>
+    <w:p>
+      <w:pPr>
+        <w:rPr>
+          <w:lang w:val="en-US"/>
+        </w:rPr>
+      </w:pPr>
+    </w:p>
+    <w:p>
+      <w:pPr>
+        <w:rPr>
+          <w:lang w:val="en-US"/>
+        </w:rPr>
+      </w:pPr>
+    </w:p>
+    <w:p>
+      <w:pPr>
+        <w:rPr>
+          <w:b/>
+          <w:bCs/>
+          <w:lang w:val="en-US"/>
+        </w:rPr>
+      </w:pPr>
+      <w:proofErr w:type="spellStart"/>
+      <w:r>
+        <w:rPr>
+          <w:b/>
+          <w:bCs/>
+          <w:lang w:val="en-US"/>
+        </w:rPr>
+        <w:t>Keyingi</w:t>
+      </w:r>
+      <w:proofErr w:type="spellEnd"/>
+      <w:r>
+        <w:rPr>
+          <w:b/>
+          <w:bCs/>
+          <w:lang w:val="en-US"/>
+        </w:rPr>
+        <w:t xml:space="preserve"> </w:t>
+      </w:r>
+      <w:proofErr w:type="spellStart"/>
+      <w:r>
+        <w:rPr>
+          <w:b/>
+          <w:bCs/>
+          <w:lang w:val="en-US"/>
+        </w:rPr>
+        <w:t>qadam</w:t>
+      </w:r>
+      <w:proofErr w:type="spellEnd"/>
+      <w:r>
+        <w:rPr>
+          <w:b/>
+          <w:bCs/>
+          <w:lang w:val="en-US"/>
+        </w:rPr>
+        <w:t xml:space="preserve"> — R1 </w:t>
+      </w:r>
+      <w:proofErr w:type="spellStart"/>
+      <w:r>
+        <w:rPr>
+          <w:b/>
+          <w:bCs/>
+          <w:lang w:val="en-US"/>
+        </w:rPr>
+        <w:t>interfeyslarini</w:t>
+      </w:r>
+      <w:proofErr w:type="spellEnd"/>
+      <w:r>
+        <w:rPr>
+          <w:b/>
+          <w:bCs/>
+          <w:lang w:val="en-US"/>
+        </w:rPr>
+        <w:t xml:space="preserve"> </w:t>
+      </w:r>
+      <w:proofErr w:type="spellStart"/>
+      <w:r>
+        <w:rPr>
+          <w:b/>
+          <w:bCs/>
+          <w:lang w:val="en-US"/>
+        </w:rPr>
+        <w:t>aniqlash</w:t>
+      </w:r>
+      <w:proofErr w:type="spellEnd"/>
+    </w:p>
+    <w:p>
+      <w:r>
+        <w:rPr>
+          <w:lang w:val="en-US"/>
+        </w:rPr>
+        <w:t xml:space="preserve">Packet </w:t>
+      </w:r>
+      <w:proofErr w:type="spellStart"/>
+      <w:r>
+        <w:rPr>
+          <w:lang w:val="en-US"/>
+        </w:rPr>
+        <w:t>Tracer’da</w:t>
+      </w:r>
+      <w:proofErr w:type="spellEnd"/>
+      <w:r>
+        <w:rPr>
+          <w:lang w:val="en-US"/>
+        </w:rPr>
+        <w:t xml:space="preserve"> R1 </w:t>
+      </w:r>
+      <w:proofErr w:type="spellStart"/>
+      <w:r>
+        <w:rPr>
+          <w:lang w:val="en-US"/>
+        </w:rPr>
+        <w:t>qurilmasini</w:t>
+      </w:r>
+      <w:proofErr w:type="spellEnd"/>
+      <w:r>
+        <w:rPr>
+          <w:lang w:val="en-US"/>
+        </w:rPr>
+        <w:t xml:space="preserve"> </w:t>
+      </w:r>
+      <w:proofErr w:type="spellStart"/>
+      <w:r>
+        <w:rPr>
+          <w:lang w:val="en-US"/>
+        </w:rPr>
+        <w:t>ochib</w:t>
+      </w:r>
+      <w:proofErr w:type="spellEnd"/>
+      <w:r>
+        <w:rPr>
+          <w:lang w:val="en-US"/>
+        </w:rPr>
+        <w:t xml:space="preserve">, Physical </w:t>
+      </w:r>
+      <w:proofErr w:type="spellStart"/>
+      <w:r>
+        <w:rPr>
+          <w:lang w:val="en-US"/>
+        </w:rPr>
+        <w:t>yoki</w:t>
+      </w:r>
+      <w:proofErr w:type="spellEnd"/>
+      <w:r>
+        <w:rPr>
+          <w:lang w:val="en-US"/>
+        </w:rPr>
+        <w:t xml:space="preserve"> Config </w:t>
+      </w:r>
+      <w:proofErr w:type="spellStart"/>
+      <w:proofErr w:type="gramStart"/>
+      <w:r>
+        <w:rPr>
+          <w:lang w:val="en-US"/>
+        </w:rPr>
+        <w:t>bo‘</w:t>
+      </w:r>
+      <w:proofErr w:type="gramEnd"/>
+      <w:r>
+        <w:rPr>
+          <w:lang w:val="en-US"/>
+        </w:rPr>
+        <w:t>limida</w:t>
+      </w:r>
+      <w:proofErr w:type="spellEnd"/>
+      <w:r>
+        <w:rPr>
+          <w:lang w:val="en-US"/>
+        </w:rPr>
+        <w:t xml:space="preserve"> </w:t>
+      </w:r>
+      <w:proofErr w:type="spellStart"/>
+      <w:r>
+        <w:rPr>
+          <w:lang w:val="en-US"/>
+        </w:rPr>
+        <w:t>portlar</w:t>
+      </w:r>
+      <w:proofErr w:type="spellEnd"/>
+      <w:r>
+        <w:rPr>
+          <w:lang w:val="en-US"/>
+        </w:rPr>
+        <w:t xml:space="preserve"> </w:t>
+      </w:r>
+      <w:proofErr w:type="spellStart"/>
+      <w:r>
+        <w:rPr>
+          <w:lang w:val="en-US"/>
+        </w:rPr>
+        <w:t>nomini</w:t>
+      </w:r>
+      <w:proofErr w:type="spellEnd"/>
+      <w:r>
+        <w:rPr>
+          <w:lang w:val="en-US"/>
+        </w:rPr>
+        <w:t xml:space="preserve"> </w:t>
+      </w:r>
+      <w:proofErr w:type="spellStart"/>
+      <w:r>
+        <w:rPr>
+          <w:lang w:val="en-US"/>
+        </w:rPr>
+        <w:t>tekshiring</w:t>
+      </w:r>
+      <w:proofErr w:type="spellEnd"/>
+      <w:r>
+        <w:rPr>
+          <w:lang w:val="en-US"/>
+        </w:rPr>
+        <w:t xml:space="preserve">. </w:t>
+      </w:r>
+      <w:proofErr w:type="spellStart"/>
+      <w:r>
+        <w:t>Bizga</w:t>
+      </w:r>
+      <w:proofErr w:type="spellEnd"/>
+      <w:r>
+        <w:t xml:space="preserve"> </w:t>
+      </w:r>
+      <w:proofErr w:type="spellStart"/>
+      <w:r>
+        <w:t>ikkita</w:t>
+      </w:r>
+      <w:proofErr w:type="spellEnd"/>
+      <w:r>
+        <w:t xml:space="preserve"> </w:t>
+      </w:r>
+      <w:proofErr w:type="spellStart"/>
+      <w:r>
+        <w:t>ulanish</w:t>
+      </w:r>
+      <w:proofErr w:type="spellEnd"/>
+      <w:r>
+        <w:t xml:space="preserve"> </w:t>
+      </w:r>
+      <w:proofErr w:type="spellStart"/>
+      <w:r>
+        <w:t>kerak</w:t>
+      </w:r>
+      <w:proofErr w:type="spellEnd"/>
+      <w:r>
+        <w:t>:</w:t>
+      </w:r>
+    </w:p>
+    <w:p>
+      <w:pPr>
+        <w:numPr>
+          <w:ilvl w:val="0"/>
+          <w:numId w:val="21"/>
+        </w:numPr>
+        <w:rPr>
+          <w:lang w:val="en-US"/>
+        </w:rPr>
+      </w:pPr>
+      <w:r>
+        <w:rPr>
+          <w:lang w:val="en-US"/>
+        </w:rPr>
+        <w:t xml:space="preserve">GigabitEthernet0/0 — SW1 ga </w:t>
+      </w:r>
+      <w:proofErr w:type="spellStart"/>
+      <w:r>
+        <w:rPr>
+          <w:lang w:val="en-US"/>
+        </w:rPr>
+        <w:t>ulangan</w:t>
+      </w:r>
+      <w:proofErr w:type="spellEnd"/>
+      <w:r>
+        <w:rPr>
+          <w:lang w:val="en-US"/>
+        </w:rPr>
+        <w:t xml:space="preserve"> </w:t>
+      </w:r>
+      <w:proofErr w:type="spellStart"/>
+      <w:r>
+        <w:rPr>
+          <w:lang w:val="en-US"/>
+        </w:rPr>
+        <w:t>mavjud</w:t>
+      </w:r>
+      <w:proofErr w:type="spellEnd"/>
+      <w:r>
+        <w:rPr>
+          <w:lang w:val="en-US"/>
+        </w:rPr>
+        <w:t xml:space="preserve"> </w:t>
+      </w:r>
+      <w:proofErr w:type="spellStart"/>
+      <w:r>
+        <w:rPr>
+          <w:lang w:val="en-US"/>
+        </w:rPr>
+        <w:t>kabel</w:t>
+      </w:r>
+      <w:proofErr w:type="spellEnd"/>
+      <w:r>
+        <w:rPr>
+          <w:lang w:val="en-US"/>
+        </w:rPr>
+        <w:t>.</w:t>
+      </w:r>
+    </w:p>
+    <w:p>
+      <w:pPr>
+        <w:numPr>
+          <w:ilvl w:val="0"/>
+          <w:numId w:val="21"/>
+        </w:numPr>
+        <w:rPr>
+          <w:lang w:val="en-US"/>
+        </w:rPr>
+      </w:pPr>
+      <w:r>
+        <w:rPr>
+          <w:lang w:val="en-US"/>
+        </w:rPr>
+        <w:t xml:space="preserve">GigabitEthernet0/1 — agar </w:t>
+      </w:r>
+      <w:proofErr w:type="spellStart"/>
+      <w:r>
+        <w:rPr>
+          <w:lang w:val="en-US"/>
+        </w:rPr>
+        <w:t>mavjud</w:t>
+      </w:r>
+      <w:proofErr w:type="spellEnd"/>
+      <w:r>
+        <w:rPr>
+          <w:lang w:val="en-US"/>
+        </w:rPr>
+        <w:t xml:space="preserve"> </w:t>
+      </w:r>
+      <w:proofErr w:type="spellStart"/>
+      <w:proofErr w:type="gramStart"/>
+      <w:r>
+        <w:rPr>
+          <w:lang w:val="en-US"/>
+        </w:rPr>
+        <w:t>bo‘</w:t>
+      </w:r>
+      <w:proofErr w:type="gramEnd"/>
+      <w:r>
+        <w:rPr>
+          <w:lang w:val="en-US"/>
+        </w:rPr>
+        <w:t>lsa</w:t>
+      </w:r>
+      <w:proofErr w:type="spellEnd"/>
+      <w:r>
+        <w:rPr>
+          <w:lang w:val="en-US"/>
+        </w:rPr>
+        <w:t xml:space="preserve">, </w:t>
+      </w:r>
+      <w:proofErr w:type="spellStart"/>
+      <w:r>
+        <w:rPr>
+          <w:lang w:val="en-US"/>
+        </w:rPr>
+        <w:t>ikkinchi</w:t>
+      </w:r>
+      <w:proofErr w:type="spellEnd"/>
+      <w:r>
+        <w:rPr>
+          <w:lang w:val="en-US"/>
+        </w:rPr>
+        <w:t xml:space="preserve"> </w:t>
+      </w:r>
+      <w:proofErr w:type="spellStart"/>
+      <w:r>
+        <w:rPr>
+          <w:lang w:val="en-US"/>
+        </w:rPr>
+        <w:t>ulanish</w:t>
+      </w:r>
+      <w:proofErr w:type="spellEnd"/>
+      <w:r>
+        <w:rPr>
+          <w:lang w:val="en-US"/>
+        </w:rPr>
+        <w:t xml:space="preserve"> </w:t>
+      </w:r>
+      <w:proofErr w:type="spellStart"/>
+      <w:r>
+        <w:rPr>
+          <w:lang w:val="en-US"/>
+        </w:rPr>
+        <w:t>uchun</w:t>
+      </w:r>
+      <w:proofErr w:type="spellEnd"/>
+      <w:r>
+        <w:rPr>
+          <w:lang w:val="en-US"/>
+        </w:rPr>
+        <w:t xml:space="preserve"> </w:t>
+      </w:r>
+      <w:proofErr w:type="spellStart"/>
+      <w:r>
+        <w:rPr>
+          <w:lang w:val="en-US"/>
+        </w:rPr>
+        <w:t>ishlatiladi</w:t>
+      </w:r>
+      <w:proofErr w:type="spellEnd"/>
+      <w:r>
+        <w:rPr>
+          <w:lang w:val="en-US"/>
+        </w:rPr>
+        <w:t>.</w:t>
+      </w:r>
+    </w:p>
+    <w:p>
+      <w:pPr>
+        <w:rPr>
+          <w:lang w:val="en-US"/>
+        </w:rPr>
+      </w:pPr>
+      <w:proofErr w:type="spellStart"/>
+      <w:r>
+        <w:rPr>
+          <w:lang w:val="en-US"/>
+        </w:rPr>
+        <w:t>Hozircha</w:t>
+      </w:r>
+      <w:proofErr w:type="spellEnd"/>
+      <w:r>
+        <w:rPr>
+          <w:lang w:val="en-US"/>
+        </w:rPr>
+        <w:t xml:space="preserve"> </w:t>
+      </w:r>
+      <w:proofErr w:type="spellStart"/>
+      <w:r>
+        <w:rPr>
+          <w:lang w:val="en-US"/>
+        </w:rPr>
+        <w:t>CLI’da</w:t>
+      </w:r>
+      <w:proofErr w:type="spellEnd"/>
+      <w:r>
+        <w:rPr>
+          <w:lang w:val="en-US"/>
+        </w:rPr>
+        <w:t xml:space="preserve"> </w:t>
+      </w:r>
+      <w:proofErr w:type="spellStart"/>
+      <w:r>
+        <w:rPr>
+          <w:lang w:val="en-US"/>
+        </w:rPr>
+        <w:t>hech</w:t>
+      </w:r>
+      <w:proofErr w:type="spellEnd"/>
+      <w:r>
+        <w:rPr>
+          <w:lang w:val="en-US"/>
+        </w:rPr>
+        <w:t xml:space="preserve"> </w:t>
+      </w:r>
+      <w:proofErr w:type="spellStart"/>
+      <w:r>
+        <w:rPr>
+          <w:lang w:val="en-US"/>
+        </w:rPr>
+        <w:t>qanday</w:t>
+      </w:r>
+      <w:proofErr w:type="spellEnd"/>
+      <w:r>
+        <w:rPr>
+          <w:lang w:val="en-US"/>
+        </w:rPr>
+        <w:t xml:space="preserve"> </w:t>
+      </w:r>
+      <w:proofErr w:type="spellStart"/>
+      <w:r>
+        <w:rPr>
+          <w:lang w:val="en-US"/>
+        </w:rPr>
+        <w:t>konfiguratsiya</w:t>
+      </w:r>
+      <w:proofErr w:type="spellEnd"/>
+      <w:r>
+        <w:rPr>
+          <w:lang w:val="en-US"/>
+        </w:rPr>
+        <w:t xml:space="preserve"> </w:t>
+      </w:r>
+      <w:proofErr w:type="spellStart"/>
+      <w:proofErr w:type="gramStart"/>
+      <w:r>
+        <w:rPr>
+          <w:lang w:val="en-US"/>
+        </w:rPr>
+        <w:t>buyrug‘</w:t>
+      </w:r>
+      <w:proofErr w:type="gramEnd"/>
+      <w:r>
+        <w:rPr>
+          <w:lang w:val="en-US"/>
+        </w:rPr>
+        <w:t>ini</w:t>
+      </w:r>
+      <w:proofErr w:type="spellEnd"/>
+      <w:r>
+        <w:rPr>
+          <w:lang w:val="en-US"/>
+        </w:rPr>
+        <w:t xml:space="preserve"> </w:t>
+      </w:r>
+      <w:proofErr w:type="spellStart"/>
+      <w:r>
+        <w:rPr>
+          <w:lang w:val="en-US"/>
+        </w:rPr>
+        <w:t>kiritmang</w:t>
+      </w:r>
+      <w:proofErr w:type="spellEnd"/>
+    </w:p>
+    <w:p>
+      <w:pPr>
+        <w:rPr>
+          <w:lang w:val="en-US"/>
+        </w:rPr>
+      </w:pPr>
+    </w:p>
+    <w:p>
+      <w:pPr>
+        <w:rPr>
+          <w:lang w:val="en-US"/>
+        </w:rPr>
+      </w:pPr>
+    </w:p>
+    <w:p>
+      <w:pPr>
+        <w:rPr>
+          <w:lang w:val="en-US"/>
+        </w:rPr>
+      </w:pPr>
+      <w:r>
+        <w:rPr>
+          <w:lang w:val="en-US"/>
+        </w:rPr>
+        <w:t>Router#</w:t>
+      </w:r>
+    </w:p>
+    <w:p>
+      <w:pPr>
+        <w:rPr>
+          <w:lang w:val="en-US"/>
+        </w:rPr>
+      </w:pPr>
+      <w:proofErr w:type="spellStart"/>
+      <w:r>
+        <w:rPr>
+          <w:lang w:val="en-US"/>
+        </w:rPr>
+        <w:t>Router#ping</w:t>
+      </w:r>
+      <w:proofErr w:type="spellEnd"/>
+      <w:r>
+        <w:rPr>
+          <w:lang w:val="en-US"/>
+        </w:rPr>
+        <w:t xml:space="preserve"> 192.168.50.53</w:t>
+      </w:r>
+    </w:p>
+    <w:p>
+      <w:pPr>
+        <w:rPr>
+          <w:lang w:val="en-US"/>
+        </w:rPr>
+      </w:pPr>
+    </w:p>
+    <w:p>
+      <w:pPr>
+        <w:rPr>
+          <w:lang w:val="en-US"/>
+        </w:rPr>
+      </w:pPr>
+      <w:r>
+        <w:rPr>
+          <w:lang w:val="en-US"/>
+        </w:rPr>
+        <w:t>Type escape sequence to abort.</w:t>
+      </w:r>
+    </w:p>
+    <w:p>
+      <w:pPr>
+        <w:rPr>
+          <w:lang w:val="en-US"/>
+        </w:rPr>
+      </w:pPr>
+      <w:r>
+        <w:rPr>
+          <w:lang w:val="en-US"/>
+        </w:rPr>
+        <w:t xml:space="preserve">Sending 5, 100-byte ICMP </w:t>
+      </w:r>
+      <w:proofErr w:type="spellStart"/>
+      <w:r>
+        <w:rPr>
+          <w:lang w:val="en-US"/>
+        </w:rPr>
+        <w:t>Echos</w:t>
+      </w:r>
+      <w:proofErr w:type="spellEnd"/>
+      <w:r>
+        <w:rPr>
+          <w:lang w:val="en-US"/>
+        </w:rPr>
+        <w:t xml:space="preserve"> to 192.168.50.53, timeout is 2 seconds:</w:t>
+      </w:r>
+    </w:p>
+    <w:p>
+      <w:r>
+        <w:t>.....</w:t>
+      </w:r>
+    </w:p>
+    <w:p>
+      <w:pPr>
+        <w:rPr>
+          <w:lang w:val="en-US"/>
+        </w:rPr>
+      </w:pPr>
+      <w:proofErr w:type="spellStart"/>
+      <w:r>
+        <w:t>Success</w:t>
+      </w:r>
+      <w:proofErr w:type="spellEnd"/>
+      <w:r>
+        <w:t xml:space="preserve"> </w:t>
+      </w:r>
+      <w:proofErr w:type="spellStart"/>
+      <w:r>
+        <w:t>rate</w:t>
+      </w:r>
+      <w:proofErr w:type="spellEnd"/>
+      <w:r>
+        <w:t xml:space="preserve"> </w:t>
+      </w:r>
+      <w:proofErr w:type="spellStart"/>
+      <w:r>
+        <w:t>is</w:t>
+      </w:r>
+      <w:proofErr w:type="spellEnd"/>
+      <w:r>
+        <w:t xml:space="preserve"> 0 </w:t>
+      </w:r>
+      <w:proofErr w:type="spellStart"/>
+      <w:r>
+        <w:t>percent</w:t>
+      </w:r>
+      <w:proofErr w:type="spellEnd"/>
+      <w:r>
+        <w:t xml:space="preserve"> (0/5)</w:t>
+      </w:r>
+    </w:p>
+    <w:p>
+      <w:pPr>
+        <w:rPr>
+          <w:lang w:val="en-US"/>
+        </w:rPr>
+      </w:pPr>
+    </w:p>
+    <w:p>
+      <w:pPr>
+        <w:rPr>
+          <w:lang w:val="en-US"/>
+        </w:rPr>
+      </w:pPr>
+    </w:p>
+    <w:p>
+      <w:pPr>
+        <w:rPr>
+          <w:lang w:val="en-US"/>
+        </w:rPr>
+      </w:pPr>
+      <w:r>
+        <w:rPr>
+          <w:lang w:val="en-US"/>
+        </w:rPr>
+        <w:t xml:space="preserve">Ping </w:t>
+      </w:r>
+      <w:proofErr w:type="spellStart"/>
+      <w:r>
+        <w:rPr>
+          <w:lang w:val="en-US"/>
+        </w:rPr>
+        <w:t>natijasi</w:t>
+      </w:r>
+      <w:proofErr w:type="spellEnd"/>
+      <w:r>
+        <w:rPr>
+          <w:lang w:val="en-US"/>
+        </w:rPr>
+        <w:t xml:space="preserve"> 0/5 — R1 Server1 ga </w:t>
+      </w:r>
+      <w:proofErr w:type="spellStart"/>
+      <w:r>
+        <w:rPr>
+          <w:lang w:val="en-US"/>
+        </w:rPr>
+        <w:t>yetib</w:t>
+      </w:r>
+      <w:proofErr w:type="spellEnd"/>
+      <w:r>
+        <w:rPr>
+          <w:lang w:val="en-US"/>
+        </w:rPr>
+        <w:t xml:space="preserve"> bora </w:t>
+      </w:r>
+      <w:proofErr w:type="spellStart"/>
+      <w:r>
+        <w:rPr>
+          <w:lang w:val="en-US"/>
+        </w:rPr>
+        <w:t>olmayapti</w:t>
+      </w:r>
+      <w:proofErr w:type="spellEnd"/>
+      <w:r>
+        <w:rPr>
+          <w:lang w:val="en-US"/>
+        </w:rPr>
+        <w:t xml:space="preserve">. Buni </w:t>
+      </w:r>
+      <w:proofErr w:type="spellStart"/>
+      <w:r>
+        <w:rPr>
+          <w:lang w:val="en-US"/>
+        </w:rPr>
+        <w:t>tuzatmasdan</w:t>
+      </w:r>
+      <w:proofErr w:type="spellEnd"/>
+      <w:r>
+        <w:rPr>
+          <w:lang w:val="en-US"/>
+        </w:rPr>
+        <w:t xml:space="preserve"> </w:t>
+      </w:r>
+      <w:proofErr w:type="spellStart"/>
+      <w:r>
+        <w:rPr>
+          <w:lang w:val="en-US"/>
+        </w:rPr>
+        <w:t>Syslog’ga</w:t>
+      </w:r>
+      <w:proofErr w:type="spellEnd"/>
+      <w:r>
+        <w:rPr>
+          <w:lang w:val="en-US"/>
+        </w:rPr>
+        <w:t xml:space="preserve"> </w:t>
+      </w:r>
+      <w:proofErr w:type="spellStart"/>
+      <w:proofErr w:type="gramStart"/>
+      <w:r>
+        <w:rPr>
+          <w:lang w:val="en-US"/>
+        </w:rPr>
+        <w:t>o‘</w:t>
+      </w:r>
+      <w:proofErr w:type="gramEnd"/>
+      <w:r>
+        <w:rPr>
+          <w:lang w:val="en-US"/>
+        </w:rPr>
+        <w:t>tmaymiz</w:t>
+      </w:r>
+      <w:proofErr w:type="spellEnd"/>
+      <w:r>
+        <w:rPr>
+          <w:lang w:val="en-US"/>
+        </w:rPr>
+        <w:t>.</w:t>
+      </w:r>
+    </w:p>
+    <w:p>
+      <w:pPr>
+        <w:rPr>
+          <w:lang w:val="en-US"/>
+        </w:rPr>
+      </w:pPr>
+      <w:r>
+        <w:rPr>
+          <w:lang w:val="en-US"/>
+        </w:rPr>
+        <w:t xml:space="preserve">R1 da 192.168.50.1/24 </w:t>
+      </w:r>
+      <w:proofErr w:type="spellStart"/>
+      <w:r>
+        <w:rPr>
+          <w:lang w:val="en-US"/>
+        </w:rPr>
+        <w:t>bor</w:t>
+      </w:r>
+      <w:proofErr w:type="spellEnd"/>
+      <w:r>
+        <w:rPr>
+          <w:lang w:val="en-US"/>
+        </w:rPr>
+        <w:t xml:space="preserve">, Server1 </w:t>
+      </w:r>
+      <w:proofErr w:type="spellStart"/>
+      <w:r>
+        <w:rPr>
+          <w:lang w:val="en-US"/>
+        </w:rPr>
+        <w:t>esa</w:t>
+      </w:r>
+      <w:proofErr w:type="spellEnd"/>
+      <w:r>
+        <w:rPr>
+          <w:lang w:val="en-US"/>
+        </w:rPr>
+        <w:t xml:space="preserve"> 192.168.50.53/24 </w:t>
+      </w:r>
+      <w:proofErr w:type="spellStart"/>
+      <w:proofErr w:type="gramStart"/>
+      <w:r>
+        <w:rPr>
+          <w:lang w:val="en-US"/>
+        </w:rPr>
+        <w:t>bo‘</w:t>
+      </w:r>
+      <w:proofErr w:type="gramEnd"/>
+      <w:r>
+        <w:rPr>
+          <w:lang w:val="en-US"/>
+        </w:rPr>
+        <w:t>lishi</w:t>
+      </w:r>
+      <w:proofErr w:type="spellEnd"/>
+      <w:r>
+        <w:rPr>
+          <w:lang w:val="en-US"/>
+        </w:rPr>
+        <w:t xml:space="preserve"> </w:t>
+      </w:r>
+      <w:proofErr w:type="spellStart"/>
+      <w:r>
+        <w:rPr>
+          <w:lang w:val="en-US"/>
+        </w:rPr>
+        <w:t>kerak</w:t>
+      </w:r>
+      <w:proofErr w:type="spellEnd"/>
+      <w:r>
+        <w:rPr>
+          <w:lang w:val="en-US"/>
+        </w:rPr>
+        <w:t xml:space="preserve">. </w:t>
+      </w:r>
+      <w:proofErr w:type="spellStart"/>
+      <w:r>
+        <w:rPr>
+          <w:lang w:val="en-US"/>
+        </w:rPr>
+        <w:t>Ikkalasi</w:t>
+      </w:r>
+      <w:proofErr w:type="spellEnd"/>
+      <w:r>
+        <w:rPr>
+          <w:lang w:val="en-US"/>
+        </w:rPr>
+        <w:t xml:space="preserve"> </w:t>
+      </w:r>
+      <w:proofErr w:type="spellStart"/>
+      <w:r>
+        <w:rPr>
+          <w:lang w:val="en-US"/>
+        </w:rPr>
+        <w:t>bir</w:t>
+      </w:r>
+      <w:proofErr w:type="spellEnd"/>
+      <w:r>
+        <w:rPr>
+          <w:lang w:val="en-US"/>
+        </w:rPr>
+        <w:t xml:space="preserve"> </w:t>
+      </w:r>
+      <w:proofErr w:type="spellStart"/>
+      <w:r>
+        <w:rPr>
+          <w:lang w:val="en-US"/>
+        </w:rPr>
+        <w:t>subnetda</w:t>
+      </w:r>
+      <w:proofErr w:type="spellEnd"/>
+      <w:r>
+        <w:rPr>
+          <w:lang w:val="en-US"/>
+        </w:rPr>
+        <w:t xml:space="preserve">, </w:t>
+      </w:r>
+      <w:proofErr w:type="spellStart"/>
+      <w:r>
+        <w:rPr>
+          <w:lang w:val="en-US"/>
+        </w:rPr>
+        <w:t>shuning</w:t>
+      </w:r>
+      <w:proofErr w:type="spellEnd"/>
+      <w:r>
+        <w:rPr>
+          <w:lang w:val="en-US"/>
+        </w:rPr>
+        <w:t xml:space="preserve"> </w:t>
+      </w:r>
+      <w:proofErr w:type="spellStart"/>
+      <w:r>
+        <w:rPr>
+          <w:lang w:val="en-US"/>
+        </w:rPr>
+        <w:t>uchun</w:t>
+      </w:r>
+      <w:proofErr w:type="spellEnd"/>
+      <w:r>
+        <w:rPr>
+          <w:lang w:val="en-US"/>
+        </w:rPr>
+        <w:t xml:space="preserve"> gateway </w:t>
+      </w:r>
+      <w:proofErr w:type="spellStart"/>
+      <w:r>
+        <w:rPr>
+          <w:lang w:val="en-US"/>
+        </w:rPr>
+        <w:t>shart</w:t>
+      </w:r>
+      <w:proofErr w:type="spellEnd"/>
+      <w:r>
+        <w:rPr>
+          <w:lang w:val="en-US"/>
+        </w:rPr>
+        <w:t xml:space="preserve"> </w:t>
+      </w:r>
+      <w:proofErr w:type="spellStart"/>
+      <w:r>
+        <w:rPr>
+          <w:lang w:val="en-US"/>
+        </w:rPr>
+        <w:t>emas</w:t>
+      </w:r>
+      <w:proofErr w:type="spellEnd"/>
+      <w:r>
+        <w:rPr>
+          <w:lang w:val="en-US"/>
+        </w:rPr>
+        <w:t xml:space="preserve">; </w:t>
+      </w:r>
+      <w:proofErr w:type="spellStart"/>
+      <w:r>
+        <w:rPr>
+          <w:lang w:val="en-US"/>
+        </w:rPr>
+        <w:t>kabel</w:t>
+      </w:r>
+      <w:proofErr w:type="spellEnd"/>
+      <w:r>
+        <w:rPr>
+          <w:lang w:val="en-US"/>
+        </w:rPr>
+        <w:t xml:space="preserve">, switch </w:t>
+      </w:r>
+      <w:proofErr w:type="spellStart"/>
+      <w:r>
+        <w:rPr>
+          <w:lang w:val="en-US"/>
+        </w:rPr>
+        <w:t>porti</w:t>
+      </w:r>
+      <w:proofErr w:type="spellEnd"/>
+      <w:r>
+        <w:rPr>
+          <w:lang w:val="en-US"/>
+        </w:rPr>
+        <w:t xml:space="preserve"> </w:t>
+      </w:r>
+      <w:proofErr w:type="spellStart"/>
+      <w:r>
+        <w:rPr>
+          <w:lang w:val="en-US"/>
+        </w:rPr>
+        <w:t>yoki</w:t>
+      </w:r>
+      <w:proofErr w:type="spellEnd"/>
+      <w:r>
+        <w:rPr>
+          <w:lang w:val="en-US"/>
+        </w:rPr>
+        <w:t xml:space="preserve"> Server1 </w:t>
+      </w:r>
+      <w:proofErr w:type="spellStart"/>
+      <w:r>
+        <w:rPr>
+          <w:lang w:val="en-US"/>
+        </w:rPr>
+        <w:t>sozlamasini</w:t>
+      </w:r>
+      <w:proofErr w:type="spellEnd"/>
+      <w:r>
+        <w:rPr>
+          <w:lang w:val="en-US"/>
+        </w:rPr>
+        <w:t xml:space="preserve"> </w:t>
+      </w:r>
+      <w:proofErr w:type="spellStart"/>
+      <w:r>
+        <w:rPr>
+          <w:lang w:val="en-US"/>
+        </w:rPr>
+        <w:t>tekshiramiz</w:t>
+      </w:r>
+      <w:proofErr w:type="spellEnd"/>
+      <w:r>
+        <w:rPr>
+          <w:lang w:val="en-US"/>
+        </w:rPr>
+        <w:t>.</w:t>
+      </w:r>
+    </w:p>
+    <w:p>
+      <w:pPr>
+        <w:rPr>
+          <w:b/>
+          <w:bCs/>
+          <w:lang w:val="en-US"/>
+        </w:rPr>
+      </w:pPr>
+      <w:proofErr w:type="spellStart"/>
+      <w:r>
+        <w:rPr>
+          <w:b/>
+          <w:bCs/>
+          <w:lang w:val="en-US"/>
+        </w:rPr>
+        <w:t>Keyingi</w:t>
+      </w:r>
+      <w:proofErr w:type="spellEnd"/>
+      <w:r>
+        <w:rPr>
+          <w:b/>
+          <w:bCs/>
+          <w:lang w:val="en-US"/>
+        </w:rPr>
+        <w:t xml:space="preserve"> </w:t>
+      </w:r>
+      <w:proofErr w:type="spellStart"/>
+      <w:r>
+        <w:rPr>
+          <w:b/>
+          <w:bCs/>
+          <w:lang w:val="en-US"/>
+        </w:rPr>
+        <w:t>qadam</w:t>
+      </w:r>
+      <w:proofErr w:type="spellEnd"/>
+      <w:r>
+        <w:rPr>
+          <w:b/>
+          <w:bCs/>
+          <w:lang w:val="en-US"/>
+        </w:rPr>
+        <w:t xml:space="preserve"> — Server1 IP </w:t>
+      </w:r>
+      <w:proofErr w:type="spellStart"/>
+      <w:r>
+        <w:rPr>
+          <w:b/>
+          <w:bCs/>
+          <w:lang w:val="en-US"/>
+        </w:rPr>
+        <w:t>sozlamasini</w:t>
+      </w:r>
+      <w:proofErr w:type="spellEnd"/>
+      <w:r>
+        <w:rPr>
+          <w:b/>
+          <w:bCs/>
+          <w:lang w:val="en-US"/>
+        </w:rPr>
+        <w:t xml:space="preserve"> </w:t>
+      </w:r>
+      <w:proofErr w:type="spellStart"/>
+      <w:r>
+        <w:rPr>
+          <w:b/>
+          <w:bCs/>
+          <w:lang w:val="en-US"/>
+        </w:rPr>
+        <w:t>tekshirish</w:t>
+      </w:r>
+      <w:proofErr w:type="spellEnd"/>
+    </w:p>
+    <w:p>
+      <w:pPr>
+        <w:rPr>
+          <w:lang w:val="en-US"/>
+        </w:rPr>
+      </w:pPr>
+      <w:r>
+        <w:rPr>
+          <w:lang w:val="en-US"/>
+        </w:rPr>
+        <w:t xml:space="preserve">Packet </w:t>
+      </w:r>
+      <w:proofErr w:type="spellStart"/>
+      <w:r>
+        <w:rPr>
+          <w:lang w:val="en-US"/>
+        </w:rPr>
+        <w:t>Tracer’da</w:t>
+      </w:r>
+      <w:proofErr w:type="spellEnd"/>
+      <w:r>
+        <w:rPr>
+          <w:lang w:val="en-US"/>
+        </w:rPr>
+        <w:t xml:space="preserve"> Server1 → Desktop → IP Configuration </w:t>
+      </w:r>
+      <w:proofErr w:type="spellStart"/>
+      <w:proofErr w:type="gramStart"/>
+      <w:r>
+        <w:rPr>
+          <w:lang w:val="en-US"/>
+        </w:rPr>
+        <w:t>bo‘</w:t>
+      </w:r>
+      <w:proofErr w:type="gramEnd"/>
+      <w:r>
+        <w:rPr>
+          <w:lang w:val="en-US"/>
+        </w:rPr>
+        <w:t>limini</w:t>
+      </w:r>
+      <w:proofErr w:type="spellEnd"/>
+      <w:r>
+        <w:rPr>
+          <w:lang w:val="en-US"/>
+        </w:rPr>
+        <w:t xml:space="preserve"> </w:t>
+      </w:r>
+      <w:proofErr w:type="spellStart"/>
+      <w:r>
+        <w:rPr>
+          <w:lang w:val="en-US"/>
+        </w:rPr>
+        <w:t>oching</w:t>
+      </w:r>
+      <w:proofErr w:type="spellEnd"/>
+      <w:r>
+        <w:rPr>
+          <w:lang w:val="en-US"/>
+        </w:rPr>
+        <w:t>.</w:t>
+      </w:r>
+    </w:p>
+    <w:p>
+      <w:pPr>
+        <w:rPr>
+          <w:lang w:val="en-US"/>
+        </w:rPr>
+      </w:pPr>
+      <w:proofErr w:type="spellStart"/>
+      <w:r>
+        <w:rPr>
+          <w:lang w:val="en-US"/>
+        </w:rPr>
+        <w:t>Quyidagilarni</w:t>
+      </w:r>
+      <w:proofErr w:type="spellEnd"/>
+      <w:r>
+        <w:rPr>
+          <w:lang w:val="en-US"/>
+        </w:rPr>
+        <w:t xml:space="preserve"> </w:t>
+      </w:r>
+      <w:proofErr w:type="spellStart"/>
+      <w:r>
+        <w:rPr>
+          <w:lang w:val="en-US"/>
+        </w:rPr>
+        <w:t>tekshirib</w:t>
+      </w:r>
+      <w:proofErr w:type="spellEnd"/>
+      <w:r>
+        <w:rPr>
+          <w:lang w:val="en-US"/>
+        </w:rPr>
+        <w:t xml:space="preserve">, </w:t>
+      </w:r>
+      <w:proofErr w:type="spellStart"/>
+      <w:r>
+        <w:rPr>
+          <w:lang w:val="en-US"/>
+        </w:rPr>
+        <w:t>menga</w:t>
+      </w:r>
+      <w:proofErr w:type="spellEnd"/>
+      <w:r>
+        <w:rPr>
+          <w:lang w:val="en-US"/>
+        </w:rPr>
+        <w:t xml:space="preserve"> </w:t>
+      </w:r>
+      <w:proofErr w:type="spellStart"/>
+      <w:r>
+        <w:rPr>
+          <w:lang w:val="en-US"/>
+        </w:rPr>
+        <w:t>qiymatlarini</w:t>
+      </w:r>
+      <w:proofErr w:type="spellEnd"/>
+      <w:r>
+        <w:rPr>
+          <w:lang w:val="en-US"/>
+        </w:rPr>
+        <w:t xml:space="preserve"> </w:t>
+      </w:r>
+      <w:proofErr w:type="spellStart"/>
+      <w:r>
+        <w:rPr>
+          <w:lang w:val="en-US"/>
+        </w:rPr>
+        <w:t>yozing</w:t>
+      </w:r>
+      <w:proofErr w:type="spellEnd"/>
+      <w:r>
+        <w:rPr>
+          <w:lang w:val="en-US"/>
+        </w:rPr>
+        <w:t>:</w:t>
+      </w:r>
+    </w:p>
+    <w:p>
+      <w:pPr>
+        <w:numPr>
+          <w:ilvl w:val="0"/>
+          <w:numId w:val="22"/>
+        </w:numPr>
+      </w:pPr>
+      <w:r>
+        <w:t>IP Address</w:t>
+      </w:r>
+    </w:p>
+    <w:p>
+      <w:pPr>
+        <w:numPr>
+          <w:ilvl w:val="0"/>
+          <w:numId w:val="22"/>
+        </w:numPr>
+      </w:pPr>
+      <w:proofErr w:type="spellStart"/>
+      <w:r>
+        <w:t>Subnet</w:t>
+      </w:r>
+      <w:proofErr w:type="spellEnd"/>
+      <w:r>
+        <w:t xml:space="preserve"> </w:t>
+      </w:r>
+      <w:proofErr w:type="spellStart"/>
+      <w:r>
+        <w:t>Mask</w:t>
+      </w:r>
+      <w:proofErr w:type="spellEnd"/>
+    </w:p>
+    <w:p>
+      <w:pPr>
+        <w:numPr>
+          <w:ilvl w:val="0"/>
+          <w:numId w:val="22"/>
+        </w:numPr>
+      </w:pPr>
+      <w:proofErr w:type="spellStart"/>
+      <w:r>
+        <w:t>Default</w:t>
+      </w:r>
+      <w:proofErr w:type="spellEnd"/>
+      <w:r>
+        <w:t xml:space="preserve"> Gateway</w:t>
+      </w:r>
+    </w:p>
+    <w:p>
+      <w:pPr>
+        <w:rPr>
+          <w:lang w:val="en-US"/>
+        </w:rPr>
+      </w:pPr>
+      <w:proofErr w:type="spellStart"/>
+      <w:r>
+        <w:t>Hozircha</w:t>
+      </w:r>
+      <w:proofErr w:type="spellEnd"/>
+      <w:r>
+        <w:t xml:space="preserve"> </w:t>
+      </w:r>
+      <w:proofErr w:type="spellStart"/>
+      <w:r>
+        <w:t>hech</w:t>
+      </w:r>
+      <w:proofErr w:type="spellEnd"/>
+      <w:r>
+        <w:t xml:space="preserve"> </w:t>
+      </w:r>
+      <w:proofErr w:type="spellStart"/>
+      <w:r>
+        <w:t>narsani</w:t>
+      </w:r>
+      <w:proofErr w:type="spellEnd"/>
+      <w:r>
+        <w:t xml:space="preserve"> </w:t>
+      </w:r>
+      <w:proofErr w:type="spellStart"/>
+      <w:r>
+        <w:t>o‘zgartirma</w:t>
+      </w:r>
+      <w:proofErr w:type="spellEnd"/>
+      <w:r>
+        <w:rPr>
+          <w:lang w:val="en-US"/>
+        </w:rPr>
+        <w:t>ng</w:t>
+      </w:r>
+    </w:p>
+    <w:p>
+      <w:pPr>
+        <w:rPr>
+          <w:lang w:val="en-US"/>
+        </w:rPr>
+      </w:pPr>
+      <w:r>
+        <w:rPr>
+          <w:lang w:val="en-US"/>
+        </w:rPr>
+        <w:lastRenderedPageBreak/>
+        <w:t xml:space="preserve">Server1 </w:t>
+      </w:r>
+      <w:proofErr w:type="spellStart"/>
+      <w:r>
+        <w:rPr>
+          <w:lang w:val="en-US"/>
+        </w:rPr>
+        <w:t>sozlamalari</w:t>
+      </w:r>
+      <w:proofErr w:type="spellEnd"/>
+      <w:r>
+        <w:rPr>
+          <w:lang w:val="en-US"/>
+        </w:rPr>
+        <w:t xml:space="preserve"> </w:t>
+      </w:r>
+      <w:proofErr w:type="spellStart"/>
+      <w:proofErr w:type="gramStart"/>
+      <w:r>
+        <w:rPr>
+          <w:lang w:val="en-US"/>
+        </w:rPr>
+        <w:t>to‘</w:t>
+      </w:r>
+      <w:proofErr w:type="gramEnd"/>
+      <w:r>
+        <w:rPr>
+          <w:lang w:val="en-US"/>
+        </w:rPr>
+        <w:t>g‘ri</w:t>
+      </w:r>
+      <w:proofErr w:type="spellEnd"/>
+      <w:r>
+        <w:rPr>
+          <w:lang w:val="en-US"/>
+        </w:rPr>
+        <w:t xml:space="preserve"> </w:t>
+      </w:r>
+      <w:proofErr w:type="spellStart"/>
+      <w:r>
+        <w:rPr>
+          <w:lang w:val="en-US"/>
+        </w:rPr>
+        <w:t>ko‘rinadi</w:t>
+      </w:r>
+      <w:proofErr w:type="spellEnd"/>
+      <w:r>
+        <w:rPr>
+          <w:lang w:val="en-US"/>
+        </w:rPr>
+        <w:t>:</w:t>
+      </w:r>
+    </w:p>
+    <w:p>
+      <w:pPr>
+        <w:numPr>
+          <w:ilvl w:val="0"/>
+          <w:numId w:val="23"/>
+        </w:numPr>
+      </w:pPr>
+      <w:r>
+        <w:t>IP: 192.168.50.53</w:t>
+      </w:r>
+    </w:p>
+    <w:p>
+      <w:pPr>
+        <w:numPr>
+          <w:ilvl w:val="0"/>
+          <w:numId w:val="23"/>
+        </w:numPr>
+      </w:pPr>
+      <w:proofErr w:type="spellStart"/>
+      <w:r>
+        <w:t>Mask</w:t>
+      </w:r>
+      <w:proofErr w:type="spellEnd"/>
+      <w:r>
+        <w:t>: 255.255.255.0</w:t>
+      </w:r>
+    </w:p>
+    <w:p>
+      <w:pPr>
+        <w:numPr>
+          <w:ilvl w:val="0"/>
+          <w:numId w:val="23"/>
+        </w:numPr>
+      </w:pPr>
+      <w:r>
+        <w:t>Gateway: 0.0.0.0</w:t>
+      </w:r>
+    </w:p>
+    <w:p>
+      <w:pPr>
+        <w:rPr>
+          <w:lang w:val="en-US"/>
+        </w:rPr>
+      </w:pPr>
+      <w:r>
+        <w:rPr>
+          <w:lang w:val="en-US"/>
+        </w:rPr>
+        <w:t>R1 (192.168.50.1) va Server1 (192.168.50.53) bir subnetda, shuning uchun ular orasida ping uchun default gateway kerak emas.</w:t>
+      </w:r>
+    </w:p>
+    <w:p>
+      <w:pPr>
+        <w:rPr>
+          <w:b/>
+          <w:bCs/>
+          <w:lang w:val="en-US"/>
+        </w:rPr>
+      </w:pPr>
+      <w:r>
+        <w:rPr>
+          <w:b/>
+          <w:bCs/>
+          <w:lang w:val="en-US"/>
+        </w:rPr>
+        <w:t>Keyingi qadam — SW1 portlarini tekshirish</w:t>
+      </w:r>
+    </w:p>
+    <w:p>
+      <w:pPr>
+        <w:rPr>
+          <w:lang w:val="en-US"/>
+        </w:rPr>
+      </w:pPr>
+      <w:r>
+        <w:rPr>
+          <w:lang w:val="en-US"/>
+        </w:rPr>
+        <w:t>Packet Tracer’da SW1 → CLI ga kiring va quyidagini bajaring:</w:t>
+      </w:r>
+    </w:p>
+    <w:p>
+      <w:pPr>
+        <w:rPr>
+          <w:lang w:val="en-US"/>
+        </w:rPr>
+      </w:pPr>
+      <w:r>
+        <w:rPr>
+          <w:lang w:val="en-US"/>
+        </w:rPr>
+        <w:t>enable</w:t>
+      </w:r>
+    </w:p>
+    <w:p>
+      <w:pPr>
+        <w:rPr>
+          <w:lang w:val="en-US"/>
+        </w:rPr>
+      </w:pPr>
+      <w:r>
+        <w:rPr>
+          <w:lang w:val="en-US"/>
+        </w:rPr>
+        <w:t>show interfaces status</w:t>
+      </w:r>
+    </w:p>
+    <w:p>
+      <w:pPr>
+        <w:rPr>
+          <w:lang w:val="en-US"/>
+        </w:rPr>
+      </w:pPr>
+      <w:r>
+        <w:rPr>
+          <w:lang w:val="en-US"/>
+        </w:rPr>
+        <w:t>Bu buyruq switch portlarining ulangan yoki ulanmaganini ko‘rsatadi.</w:t>
+      </w:r>
+    </w:p>
+    <w:p>
+      <w:pPr>
+        <w:rPr>
+          <w:lang w:val="en-US"/>
+        </w:rPr>
+      </w:pPr>
+    </w:p>
+    <w:p>
+      <w:pPr>
+        <w:rPr>
+          <w:lang w:val="en-US"/>
+        </w:rPr>
+      </w:pPr>
+    </w:p>
+    <w:p>
+      <w:pPr>
+        <w:rPr>
+          <w:lang w:val="en-US"/>
+        </w:rPr>
+      </w:pPr>
     </w:p>
     <w:sectPr>
       <w:pgSz w:w="11906" w:h="16838"/>
@@ -21762,9 +23359,9 @@
     </w:lvl>
   </w:abstractNum>
   <w:abstractNum w:abstractNumId="3" w15:restartNumberingAfterBreak="0">
-    <w:nsid w:val="27DF5704"/>
+    <w:nsid w:val="19F50D74"/>
     <w:multiLevelType w:val="multilevel"/>
-    <w:tmpl w:val="17BA8D92"/>
+    <w:tmpl w:val="7472A130"/>
     <w:lvl w:ilvl="0">
       <w:start w:val="1"/>
       <w:numFmt w:val="bullet"/>
@@ -21911,122 +23508,9 @@
     </w:lvl>
   </w:abstractNum>
   <w:abstractNum w:abstractNumId="4" w15:restartNumberingAfterBreak="0">
-    <w:nsid w:val="300C6953"/>
+    <w:nsid w:val="27DF5704"/>
     <w:multiLevelType w:val="multilevel"/>
-    <w:tmpl w:val="CDD64610"/>
-    <w:lvl w:ilvl="0">
-      <w:start w:val="1"/>
-      <w:numFmt w:val="decimal"/>
-      <w:lvlText w:val="%1."/>
-      <w:lvlJc w:val="left"/>
-      <w:pPr>
-        <w:tabs>
-          <w:tab w:val="num" w:pos="720"/>
-        </w:tabs>
-        <w:ind w:left="720" w:hanging="360"/>
-      </w:pPr>
-    </w:lvl>
-    <w:lvl w:ilvl="1" w:tentative="1">
-      <w:start w:val="1"/>
-      <w:numFmt w:val="decimal"/>
-      <w:lvlText w:val="%2."/>
-      <w:lvlJc w:val="left"/>
-      <w:pPr>
-        <w:tabs>
-          <w:tab w:val="num" w:pos="1440"/>
-        </w:tabs>
-        <w:ind w:left="1440" w:hanging="360"/>
-      </w:pPr>
-    </w:lvl>
-    <w:lvl w:ilvl="2" w:tentative="1">
-      <w:start w:val="1"/>
-      <w:numFmt w:val="decimal"/>
-      <w:lvlText w:val="%3."/>
-      <w:lvlJc w:val="left"/>
-      <w:pPr>
-        <w:tabs>
-          <w:tab w:val="num" w:pos="2160"/>
-        </w:tabs>
-        <w:ind w:left="2160" w:hanging="360"/>
-      </w:pPr>
-    </w:lvl>
-    <w:lvl w:ilvl="3" w:tentative="1">
-      <w:start w:val="1"/>
-      <w:numFmt w:val="decimal"/>
-      <w:lvlText w:val="%4."/>
-      <w:lvlJc w:val="left"/>
-      <w:pPr>
-        <w:tabs>
-          <w:tab w:val="num" w:pos="2880"/>
-        </w:tabs>
-        <w:ind w:left="2880" w:hanging="360"/>
-      </w:pPr>
-    </w:lvl>
-    <w:lvl w:ilvl="4" w:tentative="1">
-      <w:start w:val="1"/>
-      <w:numFmt w:val="decimal"/>
-      <w:lvlText w:val="%5."/>
-      <w:lvlJc w:val="left"/>
-      <w:pPr>
-        <w:tabs>
-          <w:tab w:val="num" w:pos="3600"/>
-        </w:tabs>
-        <w:ind w:left="3600" w:hanging="360"/>
-      </w:pPr>
-    </w:lvl>
-    <w:lvl w:ilvl="5" w:tentative="1">
-      <w:start w:val="1"/>
-      <w:numFmt w:val="decimal"/>
-      <w:lvlText w:val="%6."/>
-      <w:lvlJc w:val="left"/>
-      <w:pPr>
-        <w:tabs>
-          <w:tab w:val="num" w:pos="4320"/>
-        </w:tabs>
-        <w:ind w:left="4320" w:hanging="360"/>
-      </w:pPr>
-    </w:lvl>
-    <w:lvl w:ilvl="6" w:tentative="1">
-      <w:start w:val="1"/>
-      <w:numFmt w:val="decimal"/>
-      <w:lvlText w:val="%7."/>
-      <w:lvlJc w:val="left"/>
-      <w:pPr>
-        <w:tabs>
-          <w:tab w:val="num" w:pos="5040"/>
-        </w:tabs>
-        <w:ind w:left="5040" w:hanging="360"/>
-      </w:pPr>
-    </w:lvl>
-    <w:lvl w:ilvl="7" w:tentative="1">
-      <w:start w:val="1"/>
-      <w:numFmt w:val="decimal"/>
-      <w:lvlText w:val="%8."/>
-      <w:lvlJc w:val="left"/>
-      <w:pPr>
-        <w:tabs>
-          <w:tab w:val="num" w:pos="5760"/>
-        </w:tabs>
-        <w:ind w:left="5760" w:hanging="360"/>
-      </w:pPr>
-    </w:lvl>
-    <w:lvl w:ilvl="8" w:tentative="1">
-      <w:start w:val="1"/>
-      <w:numFmt w:val="decimal"/>
-      <w:lvlText w:val="%9."/>
-      <w:lvlJc w:val="left"/>
-      <w:pPr>
-        <w:tabs>
-          <w:tab w:val="num" w:pos="6480"/>
-        </w:tabs>
-        <w:ind w:left="6480" w:hanging="360"/>
-      </w:pPr>
-    </w:lvl>
-  </w:abstractNum>
-  <w:abstractNum w:abstractNumId="5" w15:restartNumberingAfterBreak="0">
-    <w:nsid w:val="355711E7"/>
-    <w:multiLevelType w:val="multilevel"/>
-    <w:tmpl w:val="1362E24E"/>
+    <w:tmpl w:val="17BA8D92"/>
     <w:lvl w:ilvl="0">
       <w:start w:val="1"/>
       <w:numFmt w:val="bullet"/>
@@ -22172,10 +23656,123 @@
       </w:rPr>
     </w:lvl>
   </w:abstractNum>
+  <w:abstractNum w:abstractNumId="5" w15:restartNumberingAfterBreak="0">
+    <w:nsid w:val="300C6953"/>
+    <w:multiLevelType w:val="multilevel"/>
+    <w:tmpl w:val="CDD64610"/>
+    <w:lvl w:ilvl="0">
+      <w:start w:val="1"/>
+      <w:numFmt w:val="decimal"/>
+      <w:lvlText w:val="%1."/>
+      <w:lvlJc w:val="left"/>
+      <w:pPr>
+        <w:tabs>
+          <w:tab w:val="num" w:pos="720"/>
+        </w:tabs>
+        <w:ind w:left="720" w:hanging="360"/>
+      </w:pPr>
+    </w:lvl>
+    <w:lvl w:ilvl="1" w:tentative="1">
+      <w:start w:val="1"/>
+      <w:numFmt w:val="decimal"/>
+      <w:lvlText w:val="%2."/>
+      <w:lvlJc w:val="left"/>
+      <w:pPr>
+        <w:tabs>
+          <w:tab w:val="num" w:pos="1440"/>
+        </w:tabs>
+        <w:ind w:left="1440" w:hanging="360"/>
+      </w:pPr>
+    </w:lvl>
+    <w:lvl w:ilvl="2" w:tentative="1">
+      <w:start w:val="1"/>
+      <w:numFmt w:val="decimal"/>
+      <w:lvlText w:val="%3."/>
+      <w:lvlJc w:val="left"/>
+      <w:pPr>
+        <w:tabs>
+          <w:tab w:val="num" w:pos="2160"/>
+        </w:tabs>
+        <w:ind w:left="2160" w:hanging="360"/>
+      </w:pPr>
+    </w:lvl>
+    <w:lvl w:ilvl="3" w:tentative="1">
+      <w:start w:val="1"/>
+      <w:numFmt w:val="decimal"/>
+      <w:lvlText w:val="%4."/>
+      <w:lvlJc w:val="left"/>
+      <w:pPr>
+        <w:tabs>
+          <w:tab w:val="num" w:pos="2880"/>
+        </w:tabs>
+        <w:ind w:left="2880" w:hanging="360"/>
+      </w:pPr>
+    </w:lvl>
+    <w:lvl w:ilvl="4" w:tentative="1">
+      <w:start w:val="1"/>
+      <w:numFmt w:val="decimal"/>
+      <w:lvlText w:val="%5."/>
+      <w:lvlJc w:val="left"/>
+      <w:pPr>
+        <w:tabs>
+          <w:tab w:val="num" w:pos="3600"/>
+        </w:tabs>
+        <w:ind w:left="3600" w:hanging="360"/>
+      </w:pPr>
+    </w:lvl>
+    <w:lvl w:ilvl="5" w:tentative="1">
+      <w:start w:val="1"/>
+      <w:numFmt w:val="decimal"/>
+      <w:lvlText w:val="%6."/>
+      <w:lvlJc w:val="left"/>
+      <w:pPr>
+        <w:tabs>
+          <w:tab w:val="num" w:pos="4320"/>
+        </w:tabs>
+        <w:ind w:left="4320" w:hanging="360"/>
+      </w:pPr>
+    </w:lvl>
+    <w:lvl w:ilvl="6" w:tentative="1">
+      <w:start w:val="1"/>
+      <w:numFmt w:val="decimal"/>
+      <w:lvlText w:val="%7."/>
+      <w:lvlJc w:val="left"/>
+      <w:pPr>
+        <w:tabs>
+          <w:tab w:val="num" w:pos="5040"/>
+        </w:tabs>
+        <w:ind w:left="5040" w:hanging="360"/>
+      </w:pPr>
+    </w:lvl>
+    <w:lvl w:ilvl="7" w:tentative="1">
+      <w:start w:val="1"/>
+      <w:numFmt w:val="decimal"/>
+      <w:lvlText w:val="%8."/>
+      <w:lvlJc w:val="left"/>
+      <w:pPr>
+        <w:tabs>
+          <w:tab w:val="num" w:pos="5760"/>
+        </w:tabs>
+        <w:ind w:left="5760" w:hanging="360"/>
+      </w:pPr>
+    </w:lvl>
+    <w:lvl w:ilvl="8" w:tentative="1">
+      <w:start w:val="1"/>
+      <w:numFmt w:val="decimal"/>
+      <w:lvlText w:val="%9."/>
+      <w:lvlJc w:val="left"/>
+      <w:pPr>
+        <w:tabs>
+          <w:tab w:val="num" w:pos="6480"/>
+        </w:tabs>
+        <w:ind w:left="6480" w:hanging="360"/>
+      </w:pPr>
+    </w:lvl>
+  </w:abstractNum>
   <w:abstractNum w:abstractNumId="6" w15:restartNumberingAfterBreak="0">
-    <w:nsid w:val="40F707B1"/>
+    <w:nsid w:val="355711E7"/>
     <w:multiLevelType w:val="multilevel"/>
-    <w:tmpl w:val="89BA0D62"/>
+    <w:tmpl w:val="1362E24E"/>
     <w:lvl w:ilvl="0">
       <w:start w:val="1"/>
       <w:numFmt w:val="bullet"/>
@@ -22322,122 +23919,9 @@
     </w:lvl>
   </w:abstractNum>
   <w:abstractNum w:abstractNumId="7" w15:restartNumberingAfterBreak="0">
-    <w:nsid w:val="445A6174"/>
+    <w:nsid w:val="3AB330F9"/>
     <w:multiLevelType w:val="multilevel"/>
-    <w:tmpl w:val="B07610D6"/>
-    <w:lvl w:ilvl="0">
-      <w:start w:val="1"/>
-      <w:numFmt w:val="decimal"/>
-      <w:lvlText w:val="%1."/>
-      <w:lvlJc w:val="left"/>
-      <w:pPr>
-        <w:tabs>
-          <w:tab w:val="num" w:pos="720"/>
-        </w:tabs>
-        <w:ind w:left="720" w:hanging="360"/>
-      </w:pPr>
-    </w:lvl>
-    <w:lvl w:ilvl="1" w:tentative="1">
-      <w:start w:val="1"/>
-      <w:numFmt w:val="decimal"/>
-      <w:lvlText w:val="%2."/>
-      <w:lvlJc w:val="left"/>
-      <w:pPr>
-        <w:tabs>
-          <w:tab w:val="num" w:pos="1440"/>
-        </w:tabs>
-        <w:ind w:left="1440" w:hanging="360"/>
-      </w:pPr>
-    </w:lvl>
-    <w:lvl w:ilvl="2" w:tentative="1">
-      <w:start w:val="1"/>
-      <w:numFmt w:val="decimal"/>
-      <w:lvlText w:val="%3."/>
-      <w:lvlJc w:val="left"/>
-      <w:pPr>
-        <w:tabs>
-          <w:tab w:val="num" w:pos="2160"/>
-        </w:tabs>
-        <w:ind w:left="2160" w:hanging="360"/>
-      </w:pPr>
-    </w:lvl>
-    <w:lvl w:ilvl="3" w:tentative="1">
-      <w:start w:val="1"/>
-      <w:numFmt w:val="decimal"/>
-      <w:lvlText w:val="%4."/>
-      <w:lvlJc w:val="left"/>
-      <w:pPr>
-        <w:tabs>
-          <w:tab w:val="num" w:pos="2880"/>
-        </w:tabs>
-        <w:ind w:left="2880" w:hanging="360"/>
-      </w:pPr>
-    </w:lvl>
-    <w:lvl w:ilvl="4" w:tentative="1">
-      <w:start w:val="1"/>
-      <w:numFmt w:val="decimal"/>
-      <w:lvlText w:val="%5."/>
-      <w:lvlJc w:val="left"/>
-      <w:pPr>
-        <w:tabs>
-          <w:tab w:val="num" w:pos="3600"/>
-        </w:tabs>
-        <w:ind w:left="3600" w:hanging="360"/>
-      </w:pPr>
-    </w:lvl>
-    <w:lvl w:ilvl="5" w:tentative="1">
-      <w:start w:val="1"/>
-      <w:numFmt w:val="decimal"/>
-      <w:lvlText w:val="%6."/>
-      <w:lvlJc w:val="left"/>
-      <w:pPr>
-        <w:tabs>
-          <w:tab w:val="num" w:pos="4320"/>
-        </w:tabs>
-        <w:ind w:left="4320" w:hanging="360"/>
-      </w:pPr>
-    </w:lvl>
-    <w:lvl w:ilvl="6" w:tentative="1">
-      <w:start w:val="1"/>
-      <w:numFmt w:val="decimal"/>
-      <w:lvlText w:val="%7."/>
-      <w:lvlJc w:val="left"/>
-      <w:pPr>
-        <w:tabs>
-          <w:tab w:val="num" w:pos="5040"/>
-        </w:tabs>
-        <w:ind w:left="5040" w:hanging="360"/>
-      </w:pPr>
-    </w:lvl>
-    <w:lvl w:ilvl="7" w:tentative="1">
-      <w:start w:val="1"/>
-      <w:numFmt w:val="decimal"/>
-      <w:lvlText w:val="%8."/>
-      <w:lvlJc w:val="left"/>
-      <w:pPr>
-        <w:tabs>
-          <w:tab w:val="num" w:pos="5760"/>
-        </w:tabs>
-        <w:ind w:left="5760" w:hanging="360"/>
-      </w:pPr>
-    </w:lvl>
-    <w:lvl w:ilvl="8" w:tentative="1">
-      <w:start w:val="1"/>
-      <w:numFmt w:val="decimal"/>
-      <w:lvlText w:val="%9."/>
-      <w:lvlJc w:val="left"/>
-      <w:pPr>
-        <w:tabs>
-          <w:tab w:val="num" w:pos="6480"/>
-        </w:tabs>
-        <w:ind w:left="6480" w:hanging="360"/>
-      </w:pPr>
-    </w:lvl>
-  </w:abstractNum>
-  <w:abstractNum w:abstractNumId="8" w15:restartNumberingAfterBreak="0">
-    <w:nsid w:val="46CB2EC5"/>
-    <w:multiLevelType w:val="multilevel"/>
-    <w:tmpl w:val="0456D2EA"/>
+    <w:tmpl w:val="E5EC1D00"/>
     <w:lvl w:ilvl="0">
       <w:start w:val="1"/>
       <w:numFmt w:val="bullet"/>
@@ -22583,10 +24067,10 @@
       </w:rPr>
     </w:lvl>
   </w:abstractNum>
-  <w:abstractNum w:abstractNumId="9" w15:restartNumberingAfterBreak="0">
-    <w:nsid w:val="48430273"/>
+  <w:abstractNum w:abstractNumId="8" w15:restartNumberingAfterBreak="0">
+    <w:nsid w:val="40F707B1"/>
     <w:multiLevelType w:val="multilevel"/>
-    <w:tmpl w:val="3A4A97B2"/>
+    <w:tmpl w:val="89BA0D62"/>
     <w:lvl w:ilvl="0">
       <w:start w:val="1"/>
       <w:numFmt w:val="bullet"/>
@@ -22732,10 +24216,123 @@
       </w:rPr>
     </w:lvl>
   </w:abstractNum>
+  <w:abstractNum w:abstractNumId="9" w15:restartNumberingAfterBreak="0">
+    <w:nsid w:val="445A6174"/>
+    <w:multiLevelType w:val="multilevel"/>
+    <w:tmpl w:val="B07610D6"/>
+    <w:lvl w:ilvl="0">
+      <w:start w:val="1"/>
+      <w:numFmt w:val="decimal"/>
+      <w:lvlText w:val="%1."/>
+      <w:lvlJc w:val="left"/>
+      <w:pPr>
+        <w:tabs>
+          <w:tab w:val="num" w:pos="720"/>
+        </w:tabs>
+        <w:ind w:left="720" w:hanging="360"/>
+      </w:pPr>
+    </w:lvl>
+    <w:lvl w:ilvl="1" w:tentative="1">
+      <w:start w:val="1"/>
+      <w:numFmt w:val="decimal"/>
+      <w:lvlText w:val="%2."/>
+      <w:lvlJc w:val="left"/>
+      <w:pPr>
+        <w:tabs>
+          <w:tab w:val="num" w:pos="1440"/>
+        </w:tabs>
+        <w:ind w:left="1440" w:hanging="360"/>
+      </w:pPr>
+    </w:lvl>
+    <w:lvl w:ilvl="2" w:tentative="1">
+      <w:start w:val="1"/>
+      <w:numFmt w:val="decimal"/>
+      <w:lvlText w:val="%3."/>
+      <w:lvlJc w:val="left"/>
+      <w:pPr>
+        <w:tabs>
+          <w:tab w:val="num" w:pos="2160"/>
+        </w:tabs>
+        <w:ind w:left="2160" w:hanging="360"/>
+      </w:pPr>
+    </w:lvl>
+    <w:lvl w:ilvl="3" w:tentative="1">
+      <w:start w:val="1"/>
+      <w:numFmt w:val="decimal"/>
+      <w:lvlText w:val="%4."/>
+      <w:lvlJc w:val="left"/>
+      <w:pPr>
+        <w:tabs>
+          <w:tab w:val="num" w:pos="2880"/>
+        </w:tabs>
+        <w:ind w:left="2880" w:hanging="360"/>
+      </w:pPr>
+    </w:lvl>
+    <w:lvl w:ilvl="4" w:tentative="1">
+      <w:start w:val="1"/>
+      <w:numFmt w:val="decimal"/>
+      <w:lvlText w:val="%5."/>
+      <w:lvlJc w:val="left"/>
+      <w:pPr>
+        <w:tabs>
+          <w:tab w:val="num" w:pos="3600"/>
+        </w:tabs>
+        <w:ind w:left="3600" w:hanging="360"/>
+      </w:pPr>
+    </w:lvl>
+    <w:lvl w:ilvl="5" w:tentative="1">
+      <w:start w:val="1"/>
+      <w:numFmt w:val="decimal"/>
+      <w:lvlText w:val="%6."/>
+      <w:lvlJc w:val="left"/>
+      <w:pPr>
+        <w:tabs>
+          <w:tab w:val="num" w:pos="4320"/>
+        </w:tabs>
+        <w:ind w:left="4320" w:hanging="360"/>
+      </w:pPr>
+    </w:lvl>
+    <w:lvl w:ilvl="6" w:tentative="1">
+      <w:start w:val="1"/>
+      <w:numFmt w:val="decimal"/>
+      <w:lvlText w:val="%7."/>
+      <w:lvlJc w:val="left"/>
+      <w:pPr>
+        <w:tabs>
+          <w:tab w:val="num" w:pos="5040"/>
+        </w:tabs>
+        <w:ind w:left="5040" w:hanging="360"/>
+      </w:pPr>
+    </w:lvl>
+    <w:lvl w:ilvl="7" w:tentative="1">
+      <w:start w:val="1"/>
+      <w:numFmt w:val="decimal"/>
+      <w:lvlText w:val="%8."/>
+      <w:lvlJc w:val="left"/>
+      <w:pPr>
+        <w:tabs>
+          <w:tab w:val="num" w:pos="5760"/>
+        </w:tabs>
+        <w:ind w:left="5760" w:hanging="360"/>
+      </w:pPr>
+    </w:lvl>
+    <w:lvl w:ilvl="8" w:tentative="1">
+      <w:start w:val="1"/>
+      <w:numFmt w:val="decimal"/>
+      <w:lvlText w:val="%9."/>
+      <w:lvlJc w:val="left"/>
+      <w:pPr>
+        <w:tabs>
+          <w:tab w:val="num" w:pos="6480"/>
+        </w:tabs>
+        <w:ind w:left="6480" w:hanging="360"/>
+      </w:pPr>
+    </w:lvl>
+  </w:abstractNum>
   <w:abstractNum w:abstractNumId="10" w15:restartNumberingAfterBreak="0">
-    <w:nsid w:val="49F56D8D"/>
+    <w:nsid w:val="46CB2EC5"/>
     <w:multiLevelType w:val="multilevel"/>
-    <w:tmpl w:val="FD00AF02"/>
+    <w:tmpl w:val="0456D2EA"/>
     <w:lvl w:ilvl="0">
       <w:start w:val="1"/>
       <w:numFmt w:val="bullet"/>
@@ -22882,9 +24479,9 @@
     </w:lvl>
   </w:abstractNum>
   <w:abstractNum w:abstractNumId="11" w15:restartNumberingAfterBreak="0">
-    <w:nsid w:val="4EA716F1"/>
+    <w:nsid w:val="48430273"/>
     <w:multiLevelType w:val="multilevel"/>
-    <w:tmpl w:val="869EEA86"/>
+    <w:tmpl w:val="3A4A97B2"/>
     <w:lvl w:ilvl="0">
       <w:start w:val="1"/>
       <w:numFmt w:val="bullet"/>
@@ -23031,9 +24628,9 @@
     </w:lvl>
   </w:abstractNum>
   <w:abstractNum w:abstractNumId="12" w15:restartNumberingAfterBreak="0">
-    <w:nsid w:val="53176D66"/>
+    <w:nsid w:val="49F56D8D"/>
     <w:multiLevelType w:val="multilevel"/>
-    <w:tmpl w:val="3C0AC3BA"/>
+    <w:tmpl w:val="FD00AF02"/>
     <w:lvl w:ilvl="0">
       <w:start w:val="1"/>
       <w:numFmt w:val="bullet"/>
@@ -23180,122 +24777,9 @@
     </w:lvl>
   </w:abstractNum>
   <w:abstractNum w:abstractNumId="13" w15:restartNumberingAfterBreak="0">
-    <w:nsid w:val="531C1F89"/>
+    <w:nsid w:val="4EA716F1"/>
     <w:multiLevelType w:val="multilevel"/>
-    <w:tmpl w:val="E7CAE490"/>
-    <w:lvl w:ilvl="0">
-      <w:start w:val="1"/>
-      <w:numFmt w:val="decimal"/>
-      <w:lvlText w:val="%1."/>
-      <w:lvlJc w:val="left"/>
-      <w:pPr>
-        <w:tabs>
-          <w:tab w:val="num" w:pos="720"/>
-        </w:tabs>
-        <w:ind w:left="720" w:hanging="360"/>
-      </w:pPr>
-    </w:lvl>
-    <w:lvl w:ilvl="1" w:tentative="1">
-      <w:start w:val="1"/>
-      <w:numFmt w:val="decimal"/>
-      <w:lvlText w:val="%2."/>
-      <w:lvlJc w:val="left"/>
-      <w:pPr>
-        <w:tabs>
-          <w:tab w:val="num" w:pos="1440"/>
-        </w:tabs>
-        <w:ind w:left="1440" w:hanging="360"/>
-      </w:pPr>
-    </w:lvl>
-    <w:lvl w:ilvl="2" w:tentative="1">
-      <w:start w:val="1"/>
-      <w:numFmt w:val="decimal"/>
-      <w:lvlText w:val="%3."/>
-      <w:lvlJc w:val="left"/>
-      <w:pPr>
-        <w:tabs>
-          <w:tab w:val="num" w:pos="2160"/>
-        </w:tabs>
-        <w:ind w:left="2160" w:hanging="360"/>
-      </w:pPr>
-    </w:lvl>
-    <w:lvl w:ilvl="3" w:tentative="1">
-      <w:start w:val="1"/>
-      <w:numFmt w:val="decimal"/>
-      <w:lvlText w:val="%4."/>
-      <w:lvlJc w:val="left"/>
-      <w:pPr>
-        <w:tabs>
-          <w:tab w:val="num" w:pos="2880"/>
-        </w:tabs>
-        <w:ind w:left="2880" w:hanging="360"/>
-      </w:pPr>
-    </w:lvl>
-    <w:lvl w:ilvl="4" w:tentative="1">
-      <w:start w:val="1"/>
-      <w:numFmt w:val="decimal"/>
-      <w:lvlText w:val="%5."/>
-      <w:lvlJc w:val="left"/>
-      <w:pPr>
-        <w:tabs>
-          <w:tab w:val="num" w:pos="3600"/>
-        </w:tabs>
-        <w:ind w:left="3600" w:hanging="360"/>
-      </w:pPr>
-    </w:lvl>
-    <w:lvl w:ilvl="5" w:tentative="1">
-      <w:start w:val="1"/>
-      <w:numFmt w:val="decimal"/>
-      <w:lvlText w:val="%6."/>
-      <w:lvlJc w:val="left"/>
-      <w:pPr>
-        <w:tabs>
-          <w:tab w:val="num" w:pos="4320"/>
-        </w:tabs>
-        <w:ind w:left="4320" w:hanging="360"/>
-      </w:pPr>
-    </w:lvl>
-    <w:lvl w:ilvl="6" w:tentative="1">
-      <w:start w:val="1"/>
-      <w:numFmt w:val="decimal"/>
-      <w:lvlText w:val="%7."/>
-      <w:lvlJc w:val="left"/>
-      <w:pPr>
-        <w:tabs>
-          <w:tab w:val="num" w:pos="5040"/>
-        </w:tabs>
-        <w:ind w:left="5040" w:hanging="360"/>
-      </w:pPr>
-    </w:lvl>
-    <w:lvl w:ilvl="7" w:tentative="1">
-      <w:start w:val="1"/>
-      <w:numFmt w:val="decimal"/>
-      <w:lvlText w:val="%8."/>
-      <w:lvlJc w:val="left"/>
-      <w:pPr>
-        <w:tabs>
-          <w:tab w:val="num" w:pos="5760"/>
-        </w:tabs>
-        <w:ind w:left="5760" w:hanging="360"/>
-      </w:pPr>
-    </w:lvl>
-    <w:lvl w:ilvl="8" w:tentative="1">
-      <w:start w:val="1"/>
-      <w:numFmt w:val="decimal"/>
-      <w:lvlText w:val="%9."/>
-      <w:lvlJc w:val="left"/>
-      <w:pPr>
-        <w:tabs>
-          <w:tab w:val="num" w:pos="6480"/>
-        </w:tabs>
-        <w:ind w:left="6480" w:hanging="360"/>
-      </w:pPr>
-    </w:lvl>
-  </w:abstractNum>
-  <w:abstractNum w:abstractNumId="14" w15:restartNumberingAfterBreak="0">
-    <w:nsid w:val="621D2BA2"/>
-    <w:multiLevelType w:val="multilevel"/>
-    <w:tmpl w:val="3DE4B29A"/>
+    <w:tmpl w:val="869EEA86"/>
     <w:lvl w:ilvl="0">
       <w:start w:val="1"/>
       <w:numFmt w:val="bullet"/>
@@ -23441,123 +24925,10 @@
       </w:rPr>
     </w:lvl>
   </w:abstractNum>
-  <w:abstractNum w:abstractNumId="15" w15:restartNumberingAfterBreak="0">
-    <w:nsid w:val="640860DB"/>
+  <w:abstractNum w:abstractNumId="14" w15:restartNumberingAfterBreak="0">
+    <w:nsid w:val="53176D66"/>
     <w:multiLevelType w:val="multilevel"/>
-    <w:tmpl w:val="F604C120"/>
-    <w:lvl w:ilvl="0">
-      <w:start w:val="1"/>
-      <w:numFmt w:val="decimal"/>
-      <w:lvlText w:val="%1."/>
-      <w:lvlJc w:val="left"/>
-      <w:pPr>
-        <w:tabs>
-          <w:tab w:val="num" w:pos="720"/>
-        </w:tabs>
-        <w:ind w:left="720" w:hanging="360"/>
-      </w:pPr>
-    </w:lvl>
-    <w:lvl w:ilvl="1" w:tentative="1">
-      <w:start w:val="1"/>
-      <w:numFmt w:val="decimal"/>
-      <w:lvlText w:val="%2."/>
-      <w:lvlJc w:val="left"/>
-      <w:pPr>
-        <w:tabs>
-          <w:tab w:val="num" w:pos="1440"/>
-        </w:tabs>
-        <w:ind w:left="1440" w:hanging="360"/>
-      </w:pPr>
-    </w:lvl>
-    <w:lvl w:ilvl="2" w:tentative="1">
-      <w:start w:val="1"/>
-      <w:numFmt w:val="decimal"/>
-      <w:lvlText w:val="%3."/>
-      <w:lvlJc w:val="left"/>
-      <w:pPr>
-        <w:tabs>
-          <w:tab w:val="num" w:pos="2160"/>
-        </w:tabs>
-        <w:ind w:left="2160" w:hanging="360"/>
-      </w:pPr>
-    </w:lvl>
-    <w:lvl w:ilvl="3" w:tentative="1">
-      <w:start w:val="1"/>
-      <w:numFmt w:val="decimal"/>
-      <w:lvlText w:val="%4."/>
-      <w:lvlJc w:val="left"/>
-      <w:pPr>
-        <w:tabs>
-          <w:tab w:val="num" w:pos="2880"/>
-        </w:tabs>
-        <w:ind w:left="2880" w:hanging="360"/>
-      </w:pPr>
-    </w:lvl>
-    <w:lvl w:ilvl="4" w:tentative="1">
-      <w:start w:val="1"/>
-      <w:numFmt w:val="decimal"/>
-      <w:lvlText w:val="%5."/>
-      <w:lvlJc w:val="left"/>
-      <w:pPr>
-        <w:tabs>
-          <w:tab w:val="num" w:pos="3600"/>
-        </w:tabs>
-        <w:ind w:left="3600" w:hanging="360"/>
-      </w:pPr>
-    </w:lvl>
-    <w:lvl w:ilvl="5" w:tentative="1">
-      <w:start w:val="1"/>
-      <w:numFmt w:val="decimal"/>
-      <w:lvlText w:val="%6."/>
-      <w:lvlJc w:val="left"/>
-      <w:pPr>
-        <w:tabs>
-          <w:tab w:val="num" w:pos="4320"/>
-        </w:tabs>
-        <w:ind w:left="4320" w:hanging="360"/>
-      </w:pPr>
-    </w:lvl>
-    <w:lvl w:ilvl="6" w:tentative="1">
-      <w:start w:val="1"/>
-      <w:numFmt w:val="decimal"/>
-      <w:lvlText w:val="%7."/>
-      <w:lvlJc w:val="left"/>
-      <w:pPr>
-        <w:tabs>
-          <w:tab w:val="num" w:pos="5040"/>
-        </w:tabs>
-        <w:ind w:left="5040" w:hanging="360"/>
-      </w:pPr>
-    </w:lvl>
-    <w:lvl w:ilvl="7" w:tentative="1">
-      <w:start w:val="1"/>
-      <w:numFmt w:val="decimal"/>
-      <w:lvlText w:val="%8."/>
-      <w:lvlJc w:val="left"/>
-      <w:pPr>
-        <w:tabs>
-          <w:tab w:val="num" w:pos="5760"/>
-        </w:tabs>
-        <w:ind w:left="5760" w:hanging="360"/>
-      </w:pPr>
-    </w:lvl>
-    <w:lvl w:ilvl="8" w:tentative="1">
-      <w:start w:val="1"/>
-      <w:numFmt w:val="decimal"/>
-      <w:lvlText w:val="%9."/>
-      <w:lvlJc w:val="left"/>
-      <w:pPr>
-        <w:tabs>
-          <w:tab w:val="num" w:pos="6480"/>
-        </w:tabs>
-        <w:ind w:left="6480" w:hanging="360"/>
-      </w:pPr>
-    </w:lvl>
-  </w:abstractNum>
-  <w:abstractNum w:abstractNumId="16" w15:restartNumberingAfterBreak="0">
-    <w:nsid w:val="65A12001"/>
-    <w:multiLevelType w:val="multilevel"/>
-    <w:tmpl w:val="E8FE1F70"/>
+    <w:tmpl w:val="3C0AC3BA"/>
     <w:lvl w:ilvl="0">
       <w:start w:val="1"/>
       <w:numFmt w:val="bullet"/>
@@ -23703,10 +25074,123 @@
       </w:rPr>
     </w:lvl>
   </w:abstractNum>
-  <w:abstractNum w:abstractNumId="17" w15:restartNumberingAfterBreak="0">
-    <w:nsid w:val="6F5721EC"/>
+  <w:abstractNum w:abstractNumId="15" w15:restartNumberingAfterBreak="0">
+    <w:nsid w:val="531C1F89"/>
     <w:multiLevelType w:val="multilevel"/>
-    <w:tmpl w:val="370AF578"/>
+    <w:tmpl w:val="E7CAE490"/>
+    <w:lvl w:ilvl="0">
+      <w:start w:val="1"/>
+      <w:numFmt w:val="decimal"/>
+      <w:lvlText w:val="%1."/>
+      <w:lvlJc w:val="left"/>
+      <w:pPr>
+        <w:tabs>
+          <w:tab w:val="num" w:pos="720"/>
+        </w:tabs>
+        <w:ind w:left="720" w:hanging="360"/>
+      </w:pPr>
+    </w:lvl>
+    <w:lvl w:ilvl="1" w:tentative="1">
+      <w:start w:val="1"/>
+      <w:numFmt w:val="decimal"/>
+      <w:lvlText w:val="%2."/>
+      <w:lvlJc w:val="left"/>
+      <w:pPr>
+        <w:tabs>
+          <w:tab w:val="num" w:pos="1440"/>
+        </w:tabs>
+        <w:ind w:left="1440" w:hanging="360"/>
+      </w:pPr>
+    </w:lvl>
+    <w:lvl w:ilvl="2" w:tentative="1">
+      <w:start w:val="1"/>
+      <w:numFmt w:val="decimal"/>
+      <w:lvlText w:val="%3."/>
+      <w:lvlJc w:val="left"/>
+      <w:pPr>
+        <w:tabs>
+          <w:tab w:val="num" w:pos="2160"/>
+        </w:tabs>
+        <w:ind w:left="2160" w:hanging="360"/>
+      </w:pPr>
+    </w:lvl>
+    <w:lvl w:ilvl="3" w:tentative="1">
+      <w:start w:val="1"/>
+      <w:numFmt w:val="decimal"/>
+      <w:lvlText w:val="%4."/>
+      <w:lvlJc w:val="left"/>
+      <w:pPr>
+        <w:tabs>
+          <w:tab w:val="num" w:pos="2880"/>
+        </w:tabs>
+        <w:ind w:left="2880" w:hanging="360"/>
+      </w:pPr>
+    </w:lvl>
+    <w:lvl w:ilvl="4" w:tentative="1">
+      <w:start w:val="1"/>
+      <w:numFmt w:val="decimal"/>
+      <w:lvlText w:val="%5."/>
+      <w:lvlJc w:val="left"/>
+      <w:pPr>
+        <w:tabs>
+          <w:tab w:val="num" w:pos="3600"/>
+        </w:tabs>
+        <w:ind w:left="3600" w:hanging="360"/>
+      </w:pPr>
+    </w:lvl>
+    <w:lvl w:ilvl="5" w:tentative="1">
+      <w:start w:val="1"/>
+      <w:numFmt w:val="decimal"/>
+      <w:lvlText w:val="%6."/>
+      <w:lvlJc w:val="left"/>
+      <w:pPr>
+        <w:tabs>
+          <w:tab w:val="num" w:pos="4320"/>
+        </w:tabs>
+        <w:ind w:left="4320" w:hanging="360"/>
+      </w:pPr>
+    </w:lvl>
+    <w:lvl w:ilvl="6" w:tentative="1">
+      <w:start w:val="1"/>
+      <w:numFmt w:val="decimal"/>
+      <w:lvlText w:val="%7."/>
+      <w:lvlJc w:val="left"/>
+      <w:pPr>
+        <w:tabs>
+          <w:tab w:val="num" w:pos="5040"/>
+        </w:tabs>
+        <w:ind w:left="5040" w:hanging="360"/>
+      </w:pPr>
+    </w:lvl>
+    <w:lvl w:ilvl="7" w:tentative="1">
+      <w:start w:val="1"/>
+      <w:numFmt w:val="decimal"/>
+      <w:lvlText w:val="%8."/>
+      <w:lvlJc w:val="left"/>
+      <w:pPr>
+        <w:tabs>
+          <w:tab w:val="num" w:pos="5760"/>
+        </w:tabs>
+        <w:ind w:left="5760" w:hanging="360"/>
+      </w:pPr>
+    </w:lvl>
+    <w:lvl w:ilvl="8" w:tentative="1">
+      <w:start w:val="1"/>
+      <w:numFmt w:val="decimal"/>
+      <w:lvlText w:val="%9."/>
+      <w:lvlJc w:val="left"/>
+      <w:pPr>
+        <w:tabs>
+          <w:tab w:val="num" w:pos="6480"/>
+        </w:tabs>
+        <w:ind w:left="6480" w:hanging="360"/>
+      </w:pPr>
+    </w:lvl>
+  </w:abstractNum>
+  <w:abstractNum w:abstractNumId="16" w15:restartNumberingAfterBreak="0">
+    <w:nsid w:val="621D2BA2"/>
+    <w:multiLevelType w:val="multilevel"/>
+    <w:tmpl w:val="3DE4B29A"/>
     <w:lvl w:ilvl="0">
       <w:start w:val="1"/>
       <w:numFmt w:val="bullet"/>
@@ -23852,10 +25336,10 @@
       </w:rPr>
     </w:lvl>
   </w:abstractNum>
-  <w:abstractNum w:abstractNumId="18" w15:restartNumberingAfterBreak="0">
-    <w:nsid w:val="78DE1CFB"/>
+  <w:abstractNum w:abstractNumId="17" w15:restartNumberingAfterBreak="0">
+    <w:nsid w:val="640860DB"/>
     <w:multiLevelType w:val="multilevel"/>
-    <w:tmpl w:val="0ED2F4CE"/>
+    <w:tmpl w:val="F604C120"/>
     <w:lvl w:ilvl="0">
       <w:start w:val="1"/>
       <w:numFmt w:val="decimal"/>
@@ -23965,10 +25449,10 @@
       </w:pPr>
     </w:lvl>
   </w:abstractNum>
-  <w:abstractNum w:abstractNumId="19" w15:restartNumberingAfterBreak="0">
-    <w:nsid w:val="7C482BD2"/>
+  <w:abstractNum w:abstractNumId="18" w15:restartNumberingAfterBreak="0">
+    <w:nsid w:val="65A12001"/>
     <w:multiLevelType w:val="multilevel"/>
-    <w:tmpl w:val="BF6E6C4E"/>
+    <w:tmpl w:val="E8FE1F70"/>
     <w:lvl w:ilvl="0">
       <w:start w:val="1"/>
       <w:numFmt w:val="bullet"/>
@@ -24114,65 +25598,634 @@
       </w:rPr>
     </w:lvl>
   </w:abstractNum>
+  <w:abstractNum w:abstractNumId="19" w15:restartNumberingAfterBreak="0">
+    <w:nsid w:val="668E1C07"/>
+    <w:multiLevelType w:val="multilevel"/>
+    <w:tmpl w:val="D74298D6"/>
+    <w:lvl w:ilvl="0">
+      <w:start w:val="1"/>
+      <w:numFmt w:val="bullet"/>
+      <w:lvlText w:val=""/>
+      <w:lvlJc w:val="left"/>
+      <w:pPr>
+        <w:tabs>
+          <w:tab w:val="num" w:pos="720"/>
+        </w:tabs>
+        <w:ind w:left="720" w:hanging="360"/>
+      </w:pPr>
+      <w:rPr>
+        <w:rFonts w:ascii="Symbol" w:hAnsi="Symbol" w:hint="default"/>
+        <w:sz w:val="20"/>
+      </w:rPr>
+    </w:lvl>
+    <w:lvl w:ilvl="1" w:tentative="1">
+      <w:start w:val="1"/>
+      <w:numFmt w:val="bullet"/>
+      <w:lvlText w:val="o"/>
+      <w:lvlJc w:val="left"/>
+      <w:pPr>
+        <w:tabs>
+          <w:tab w:val="num" w:pos="1440"/>
+        </w:tabs>
+        <w:ind w:left="1440" w:hanging="360"/>
+      </w:pPr>
+      <w:rPr>
+        <w:rFonts w:ascii="Courier New" w:hAnsi="Courier New" w:hint="default"/>
+        <w:sz w:val="20"/>
+      </w:rPr>
+    </w:lvl>
+    <w:lvl w:ilvl="2" w:tentative="1">
+      <w:start w:val="1"/>
+      <w:numFmt w:val="bullet"/>
+      <w:lvlText w:val=""/>
+      <w:lvlJc w:val="left"/>
+      <w:pPr>
+        <w:tabs>
+          <w:tab w:val="num" w:pos="2160"/>
+        </w:tabs>
+        <w:ind w:left="2160" w:hanging="360"/>
+      </w:pPr>
+      <w:rPr>
+        <w:rFonts w:ascii="Wingdings" w:hAnsi="Wingdings" w:hint="default"/>
+        <w:sz w:val="20"/>
+      </w:rPr>
+    </w:lvl>
+    <w:lvl w:ilvl="3" w:tentative="1">
+      <w:start w:val="1"/>
+      <w:numFmt w:val="bullet"/>
+      <w:lvlText w:val=""/>
+      <w:lvlJc w:val="left"/>
+      <w:pPr>
+        <w:tabs>
+          <w:tab w:val="num" w:pos="2880"/>
+        </w:tabs>
+        <w:ind w:left="2880" w:hanging="360"/>
+      </w:pPr>
+      <w:rPr>
+        <w:rFonts w:ascii="Wingdings" w:hAnsi="Wingdings" w:hint="default"/>
+        <w:sz w:val="20"/>
+      </w:rPr>
+    </w:lvl>
+    <w:lvl w:ilvl="4" w:tentative="1">
+      <w:start w:val="1"/>
+      <w:numFmt w:val="bullet"/>
+      <w:lvlText w:val=""/>
+      <w:lvlJc w:val="left"/>
+      <w:pPr>
+        <w:tabs>
+          <w:tab w:val="num" w:pos="3600"/>
+        </w:tabs>
+        <w:ind w:left="3600" w:hanging="360"/>
+      </w:pPr>
+      <w:rPr>
+        <w:rFonts w:ascii="Wingdings" w:hAnsi="Wingdings" w:hint="default"/>
+        <w:sz w:val="20"/>
+      </w:rPr>
+    </w:lvl>
+    <w:lvl w:ilvl="5" w:tentative="1">
+      <w:start w:val="1"/>
+      <w:numFmt w:val="bullet"/>
+      <w:lvlText w:val=""/>
+      <w:lvlJc w:val="left"/>
+      <w:pPr>
+        <w:tabs>
+          <w:tab w:val="num" w:pos="4320"/>
+        </w:tabs>
+        <w:ind w:left="4320" w:hanging="360"/>
+      </w:pPr>
+      <w:rPr>
+        <w:rFonts w:ascii="Wingdings" w:hAnsi="Wingdings" w:hint="default"/>
+        <w:sz w:val="20"/>
+      </w:rPr>
+    </w:lvl>
+    <w:lvl w:ilvl="6" w:tentative="1">
+      <w:start w:val="1"/>
+      <w:numFmt w:val="bullet"/>
+      <w:lvlText w:val=""/>
+      <w:lvlJc w:val="left"/>
+      <w:pPr>
+        <w:tabs>
+          <w:tab w:val="num" w:pos="5040"/>
+        </w:tabs>
+        <w:ind w:left="5040" w:hanging="360"/>
+      </w:pPr>
+      <w:rPr>
+        <w:rFonts w:ascii="Wingdings" w:hAnsi="Wingdings" w:hint="default"/>
+        <w:sz w:val="20"/>
+      </w:rPr>
+    </w:lvl>
+    <w:lvl w:ilvl="7" w:tentative="1">
+      <w:start w:val="1"/>
+      <w:numFmt w:val="bullet"/>
+      <w:lvlText w:val=""/>
+      <w:lvlJc w:val="left"/>
+      <w:pPr>
+        <w:tabs>
+          <w:tab w:val="num" w:pos="5760"/>
+        </w:tabs>
+        <w:ind w:left="5760" w:hanging="360"/>
+      </w:pPr>
+      <w:rPr>
+        <w:rFonts w:ascii="Wingdings" w:hAnsi="Wingdings" w:hint="default"/>
+        <w:sz w:val="20"/>
+      </w:rPr>
+    </w:lvl>
+    <w:lvl w:ilvl="8" w:tentative="1">
+      <w:start w:val="1"/>
+      <w:numFmt w:val="bullet"/>
+      <w:lvlText w:val=""/>
+      <w:lvlJc w:val="left"/>
+      <w:pPr>
+        <w:tabs>
+          <w:tab w:val="num" w:pos="6480"/>
+        </w:tabs>
+        <w:ind w:left="6480" w:hanging="360"/>
+      </w:pPr>
+      <w:rPr>
+        <w:rFonts w:ascii="Wingdings" w:hAnsi="Wingdings" w:hint="default"/>
+        <w:sz w:val="20"/>
+      </w:rPr>
+    </w:lvl>
+  </w:abstractNum>
+  <w:abstractNum w:abstractNumId="20" w15:restartNumberingAfterBreak="0">
+    <w:nsid w:val="6F5721EC"/>
+    <w:multiLevelType w:val="multilevel"/>
+    <w:tmpl w:val="370AF578"/>
+    <w:lvl w:ilvl="0">
+      <w:start w:val="1"/>
+      <w:numFmt w:val="bullet"/>
+      <w:lvlText w:val=""/>
+      <w:lvlJc w:val="left"/>
+      <w:pPr>
+        <w:tabs>
+          <w:tab w:val="num" w:pos="720"/>
+        </w:tabs>
+        <w:ind w:left="720" w:hanging="360"/>
+      </w:pPr>
+      <w:rPr>
+        <w:rFonts w:ascii="Symbol" w:hAnsi="Symbol" w:hint="default"/>
+        <w:sz w:val="20"/>
+      </w:rPr>
+    </w:lvl>
+    <w:lvl w:ilvl="1" w:tentative="1">
+      <w:start w:val="1"/>
+      <w:numFmt w:val="bullet"/>
+      <w:lvlText w:val="o"/>
+      <w:lvlJc w:val="left"/>
+      <w:pPr>
+        <w:tabs>
+          <w:tab w:val="num" w:pos="1440"/>
+        </w:tabs>
+        <w:ind w:left="1440" w:hanging="360"/>
+      </w:pPr>
+      <w:rPr>
+        <w:rFonts w:ascii="Courier New" w:hAnsi="Courier New" w:hint="default"/>
+        <w:sz w:val="20"/>
+      </w:rPr>
+    </w:lvl>
+    <w:lvl w:ilvl="2" w:tentative="1">
+      <w:start w:val="1"/>
+      <w:numFmt w:val="bullet"/>
+      <w:lvlText w:val=""/>
+      <w:lvlJc w:val="left"/>
+      <w:pPr>
+        <w:tabs>
+          <w:tab w:val="num" w:pos="2160"/>
+        </w:tabs>
+        <w:ind w:left="2160" w:hanging="360"/>
+      </w:pPr>
+      <w:rPr>
+        <w:rFonts w:ascii="Wingdings" w:hAnsi="Wingdings" w:hint="default"/>
+        <w:sz w:val="20"/>
+      </w:rPr>
+    </w:lvl>
+    <w:lvl w:ilvl="3" w:tentative="1">
+      <w:start w:val="1"/>
+      <w:numFmt w:val="bullet"/>
+      <w:lvlText w:val=""/>
+      <w:lvlJc w:val="left"/>
+      <w:pPr>
+        <w:tabs>
+          <w:tab w:val="num" w:pos="2880"/>
+        </w:tabs>
+        <w:ind w:left="2880" w:hanging="360"/>
+      </w:pPr>
+      <w:rPr>
+        <w:rFonts w:ascii="Wingdings" w:hAnsi="Wingdings" w:hint="default"/>
+        <w:sz w:val="20"/>
+      </w:rPr>
+    </w:lvl>
+    <w:lvl w:ilvl="4" w:tentative="1">
+      <w:start w:val="1"/>
+      <w:numFmt w:val="bullet"/>
+      <w:lvlText w:val=""/>
+      <w:lvlJc w:val="left"/>
+      <w:pPr>
+        <w:tabs>
+          <w:tab w:val="num" w:pos="3600"/>
+        </w:tabs>
+        <w:ind w:left="3600" w:hanging="360"/>
+      </w:pPr>
+      <w:rPr>
+        <w:rFonts w:ascii="Wingdings" w:hAnsi="Wingdings" w:hint="default"/>
+        <w:sz w:val="20"/>
+      </w:rPr>
+    </w:lvl>
+    <w:lvl w:ilvl="5" w:tentative="1">
+      <w:start w:val="1"/>
+      <w:numFmt w:val="bullet"/>
+      <w:lvlText w:val=""/>
+      <w:lvlJc w:val="left"/>
+      <w:pPr>
+        <w:tabs>
+          <w:tab w:val="num" w:pos="4320"/>
+        </w:tabs>
+        <w:ind w:left="4320" w:hanging="360"/>
+      </w:pPr>
+      <w:rPr>
+        <w:rFonts w:ascii="Wingdings" w:hAnsi="Wingdings" w:hint="default"/>
+        <w:sz w:val="20"/>
+      </w:rPr>
+    </w:lvl>
+    <w:lvl w:ilvl="6" w:tentative="1">
+      <w:start w:val="1"/>
+      <w:numFmt w:val="bullet"/>
+      <w:lvlText w:val=""/>
+      <w:lvlJc w:val="left"/>
+      <w:pPr>
+        <w:tabs>
+          <w:tab w:val="num" w:pos="5040"/>
+        </w:tabs>
+        <w:ind w:left="5040" w:hanging="360"/>
+      </w:pPr>
+      <w:rPr>
+        <w:rFonts w:ascii="Wingdings" w:hAnsi="Wingdings" w:hint="default"/>
+        <w:sz w:val="20"/>
+      </w:rPr>
+    </w:lvl>
+    <w:lvl w:ilvl="7" w:tentative="1">
+      <w:start w:val="1"/>
+      <w:numFmt w:val="bullet"/>
+      <w:lvlText w:val=""/>
+      <w:lvlJc w:val="left"/>
+      <w:pPr>
+        <w:tabs>
+          <w:tab w:val="num" w:pos="5760"/>
+        </w:tabs>
+        <w:ind w:left="5760" w:hanging="360"/>
+      </w:pPr>
+      <w:rPr>
+        <w:rFonts w:ascii="Wingdings" w:hAnsi="Wingdings" w:hint="default"/>
+        <w:sz w:val="20"/>
+      </w:rPr>
+    </w:lvl>
+    <w:lvl w:ilvl="8" w:tentative="1">
+      <w:start w:val="1"/>
+      <w:numFmt w:val="bullet"/>
+      <w:lvlText w:val=""/>
+      <w:lvlJc w:val="left"/>
+      <w:pPr>
+        <w:tabs>
+          <w:tab w:val="num" w:pos="6480"/>
+        </w:tabs>
+        <w:ind w:left="6480" w:hanging="360"/>
+      </w:pPr>
+      <w:rPr>
+        <w:rFonts w:ascii="Wingdings" w:hAnsi="Wingdings" w:hint="default"/>
+        <w:sz w:val="20"/>
+      </w:rPr>
+    </w:lvl>
+  </w:abstractNum>
+  <w:abstractNum w:abstractNumId="21" w15:restartNumberingAfterBreak="0">
+    <w:nsid w:val="78DE1CFB"/>
+    <w:multiLevelType w:val="multilevel"/>
+    <w:tmpl w:val="0ED2F4CE"/>
+    <w:lvl w:ilvl="0">
+      <w:start w:val="1"/>
+      <w:numFmt w:val="decimal"/>
+      <w:lvlText w:val="%1."/>
+      <w:lvlJc w:val="left"/>
+      <w:pPr>
+        <w:tabs>
+          <w:tab w:val="num" w:pos="720"/>
+        </w:tabs>
+        <w:ind w:left="720" w:hanging="360"/>
+      </w:pPr>
+    </w:lvl>
+    <w:lvl w:ilvl="1" w:tentative="1">
+      <w:start w:val="1"/>
+      <w:numFmt w:val="decimal"/>
+      <w:lvlText w:val="%2."/>
+      <w:lvlJc w:val="left"/>
+      <w:pPr>
+        <w:tabs>
+          <w:tab w:val="num" w:pos="1440"/>
+        </w:tabs>
+        <w:ind w:left="1440" w:hanging="360"/>
+      </w:pPr>
+    </w:lvl>
+    <w:lvl w:ilvl="2" w:tentative="1">
+      <w:start w:val="1"/>
+      <w:numFmt w:val="decimal"/>
+      <w:lvlText w:val="%3."/>
+      <w:lvlJc w:val="left"/>
+      <w:pPr>
+        <w:tabs>
+          <w:tab w:val="num" w:pos="2160"/>
+        </w:tabs>
+        <w:ind w:left="2160" w:hanging="360"/>
+      </w:pPr>
+    </w:lvl>
+    <w:lvl w:ilvl="3" w:tentative="1">
+      <w:start w:val="1"/>
+      <w:numFmt w:val="decimal"/>
+      <w:lvlText w:val="%4."/>
+      <w:lvlJc w:val="left"/>
+      <w:pPr>
+        <w:tabs>
+          <w:tab w:val="num" w:pos="2880"/>
+        </w:tabs>
+        <w:ind w:left="2880" w:hanging="360"/>
+      </w:pPr>
+    </w:lvl>
+    <w:lvl w:ilvl="4" w:tentative="1">
+      <w:start w:val="1"/>
+      <w:numFmt w:val="decimal"/>
+      <w:lvlText w:val="%5."/>
+      <w:lvlJc w:val="left"/>
+      <w:pPr>
+        <w:tabs>
+          <w:tab w:val="num" w:pos="3600"/>
+        </w:tabs>
+        <w:ind w:left="3600" w:hanging="360"/>
+      </w:pPr>
+    </w:lvl>
+    <w:lvl w:ilvl="5" w:tentative="1">
+      <w:start w:val="1"/>
+      <w:numFmt w:val="decimal"/>
+      <w:lvlText w:val="%6."/>
+      <w:lvlJc w:val="left"/>
+      <w:pPr>
+        <w:tabs>
+          <w:tab w:val="num" w:pos="4320"/>
+        </w:tabs>
+        <w:ind w:left="4320" w:hanging="360"/>
+      </w:pPr>
+    </w:lvl>
+    <w:lvl w:ilvl="6" w:tentative="1">
+      <w:start w:val="1"/>
+      <w:numFmt w:val="decimal"/>
+      <w:lvlText w:val="%7."/>
+      <w:lvlJc w:val="left"/>
+      <w:pPr>
+        <w:tabs>
+          <w:tab w:val="num" w:pos="5040"/>
+        </w:tabs>
+        <w:ind w:left="5040" w:hanging="360"/>
+      </w:pPr>
+    </w:lvl>
+    <w:lvl w:ilvl="7" w:tentative="1">
+      <w:start w:val="1"/>
+      <w:numFmt w:val="decimal"/>
+      <w:lvlText w:val="%8."/>
+      <w:lvlJc w:val="left"/>
+      <w:pPr>
+        <w:tabs>
+          <w:tab w:val="num" w:pos="5760"/>
+        </w:tabs>
+        <w:ind w:left="5760" w:hanging="360"/>
+      </w:pPr>
+    </w:lvl>
+    <w:lvl w:ilvl="8" w:tentative="1">
+      <w:start w:val="1"/>
+      <w:numFmt w:val="decimal"/>
+      <w:lvlText w:val="%9."/>
+      <w:lvlJc w:val="left"/>
+      <w:pPr>
+        <w:tabs>
+          <w:tab w:val="num" w:pos="6480"/>
+        </w:tabs>
+        <w:ind w:left="6480" w:hanging="360"/>
+      </w:pPr>
+    </w:lvl>
+  </w:abstractNum>
+  <w:abstractNum w:abstractNumId="22" w15:restartNumberingAfterBreak="0">
+    <w:nsid w:val="7C482BD2"/>
+    <w:multiLevelType w:val="multilevel"/>
+    <w:tmpl w:val="BF6E6C4E"/>
+    <w:lvl w:ilvl="0">
+      <w:start w:val="1"/>
+      <w:numFmt w:val="bullet"/>
+      <w:lvlText w:val=""/>
+      <w:lvlJc w:val="left"/>
+      <w:pPr>
+        <w:tabs>
+          <w:tab w:val="num" w:pos="720"/>
+        </w:tabs>
+        <w:ind w:left="720" w:hanging="360"/>
+      </w:pPr>
+      <w:rPr>
+        <w:rFonts w:ascii="Symbol" w:hAnsi="Symbol" w:hint="default"/>
+        <w:sz w:val="20"/>
+      </w:rPr>
+    </w:lvl>
+    <w:lvl w:ilvl="1" w:tentative="1">
+      <w:start w:val="1"/>
+      <w:numFmt w:val="bullet"/>
+      <w:lvlText w:val="o"/>
+      <w:lvlJc w:val="left"/>
+      <w:pPr>
+        <w:tabs>
+          <w:tab w:val="num" w:pos="1440"/>
+        </w:tabs>
+        <w:ind w:left="1440" w:hanging="360"/>
+      </w:pPr>
+      <w:rPr>
+        <w:rFonts w:ascii="Courier New" w:hAnsi="Courier New" w:hint="default"/>
+        <w:sz w:val="20"/>
+      </w:rPr>
+    </w:lvl>
+    <w:lvl w:ilvl="2" w:tentative="1">
+      <w:start w:val="1"/>
+      <w:numFmt w:val="bullet"/>
+      <w:lvlText w:val=""/>
+      <w:lvlJc w:val="left"/>
+      <w:pPr>
+        <w:tabs>
+          <w:tab w:val="num" w:pos="2160"/>
+        </w:tabs>
+        <w:ind w:left="2160" w:hanging="360"/>
+      </w:pPr>
+      <w:rPr>
+        <w:rFonts w:ascii="Wingdings" w:hAnsi="Wingdings" w:hint="default"/>
+        <w:sz w:val="20"/>
+      </w:rPr>
+    </w:lvl>
+    <w:lvl w:ilvl="3" w:tentative="1">
+      <w:start w:val="1"/>
+      <w:numFmt w:val="bullet"/>
+      <w:lvlText w:val=""/>
+      <w:lvlJc w:val="left"/>
+      <w:pPr>
+        <w:tabs>
+          <w:tab w:val="num" w:pos="2880"/>
+        </w:tabs>
+        <w:ind w:left="2880" w:hanging="360"/>
+      </w:pPr>
+      <w:rPr>
+        <w:rFonts w:ascii="Wingdings" w:hAnsi="Wingdings" w:hint="default"/>
+        <w:sz w:val="20"/>
+      </w:rPr>
+    </w:lvl>
+    <w:lvl w:ilvl="4" w:tentative="1">
+      <w:start w:val="1"/>
+      <w:numFmt w:val="bullet"/>
+      <w:lvlText w:val=""/>
+      <w:lvlJc w:val="left"/>
+      <w:pPr>
+        <w:tabs>
+          <w:tab w:val="num" w:pos="3600"/>
+        </w:tabs>
+        <w:ind w:left="3600" w:hanging="360"/>
+      </w:pPr>
+      <w:rPr>
+        <w:rFonts w:ascii="Wingdings" w:hAnsi="Wingdings" w:hint="default"/>
+        <w:sz w:val="20"/>
+      </w:rPr>
+    </w:lvl>
+    <w:lvl w:ilvl="5" w:tentative="1">
+      <w:start w:val="1"/>
+      <w:numFmt w:val="bullet"/>
+      <w:lvlText w:val=""/>
+      <w:lvlJc w:val="left"/>
+      <w:pPr>
+        <w:tabs>
+          <w:tab w:val="num" w:pos="4320"/>
+        </w:tabs>
+        <w:ind w:left="4320" w:hanging="360"/>
+      </w:pPr>
+      <w:rPr>
+        <w:rFonts w:ascii="Wingdings" w:hAnsi="Wingdings" w:hint="default"/>
+        <w:sz w:val="20"/>
+      </w:rPr>
+    </w:lvl>
+    <w:lvl w:ilvl="6" w:tentative="1">
+      <w:start w:val="1"/>
+      <w:numFmt w:val="bullet"/>
+      <w:lvlText w:val=""/>
+      <w:lvlJc w:val="left"/>
+      <w:pPr>
+        <w:tabs>
+          <w:tab w:val="num" w:pos="5040"/>
+        </w:tabs>
+        <w:ind w:left="5040" w:hanging="360"/>
+      </w:pPr>
+      <w:rPr>
+        <w:rFonts w:ascii="Wingdings" w:hAnsi="Wingdings" w:hint="default"/>
+        <w:sz w:val="20"/>
+      </w:rPr>
+    </w:lvl>
+    <w:lvl w:ilvl="7" w:tentative="1">
+      <w:start w:val="1"/>
+      <w:numFmt w:val="bullet"/>
+      <w:lvlText w:val=""/>
+      <w:lvlJc w:val="left"/>
+      <w:pPr>
+        <w:tabs>
+          <w:tab w:val="num" w:pos="5760"/>
+        </w:tabs>
+        <w:ind w:left="5760" w:hanging="360"/>
+      </w:pPr>
+      <w:rPr>
+        <w:rFonts w:ascii="Wingdings" w:hAnsi="Wingdings" w:hint="default"/>
+        <w:sz w:val="20"/>
+      </w:rPr>
+    </w:lvl>
+    <w:lvl w:ilvl="8" w:tentative="1">
+      <w:start w:val="1"/>
+      <w:numFmt w:val="bullet"/>
+      <w:lvlText w:val=""/>
+      <w:lvlJc w:val="left"/>
+      <w:pPr>
+        <w:tabs>
+          <w:tab w:val="num" w:pos="6480"/>
+        </w:tabs>
+        <w:ind w:left="6480" w:hanging="360"/>
+      </w:pPr>
+      <w:rPr>
+        <w:rFonts w:ascii="Wingdings" w:hAnsi="Wingdings" w:hint="default"/>
+        <w:sz w:val="20"/>
+      </w:rPr>
+    </w:lvl>
+  </w:abstractNum>
   <w:num w:numId="1" w16cid:durableId="1129934430">
-    <w:abstractNumId w:val="10"/>
+    <w:abstractNumId w:val="12"/>
   </w:num>
   <w:num w:numId="2" w16cid:durableId="1172064470">
+    <w:abstractNumId w:val="17"/>
+  </w:num>
+  <w:num w:numId="3" w16cid:durableId="1160150624">
+    <w:abstractNumId w:val="4"/>
+  </w:num>
+  <w:num w:numId="4" w16cid:durableId="2062752693">
     <w:abstractNumId w:val="15"/>
   </w:num>
-  <w:num w:numId="3" w16cid:durableId="1160150624">
-    <w:abstractNumId w:val="3"/>
-  </w:num>
-  <w:num w:numId="4" w16cid:durableId="2062752693">
-    <w:abstractNumId w:val="13"/>
-  </w:num>
   <w:num w:numId="5" w16cid:durableId="433088392">
-    <w:abstractNumId w:val="7"/>
+    <w:abstractNumId w:val="9"/>
   </w:num>
   <w:num w:numId="6" w16cid:durableId="649676015">
-    <w:abstractNumId w:val="18"/>
+    <w:abstractNumId w:val="21"/>
   </w:num>
   <w:num w:numId="7" w16cid:durableId="842359491">
     <w:abstractNumId w:val="0"/>
   </w:num>
   <w:num w:numId="8" w16cid:durableId="1065296765">
+    <w:abstractNumId w:val="6"/>
+  </w:num>
+  <w:num w:numId="9" w16cid:durableId="1520460727">
+    <w:abstractNumId w:val="20"/>
+  </w:num>
+  <w:num w:numId="10" w16cid:durableId="871260840">
     <w:abstractNumId w:val="5"/>
   </w:num>
-  <w:num w:numId="9" w16cid:durableId="1520460727">
-    <w:abstractNumId w:val="17"/>
-  </w:num>
-  <w:num w:numId="10" w16cid:durableId="871260840">
-    <w:abstractNumId w:val="4"/>
-  </w:num>
   <w:num w:numId="11" w16cid:durableId="1655984695">
-    <w:abstractNumId w:val="11"/>
+    <w:abstractNumId w:val="13"/>
   </w:num>
   <w:num w:numId="12" w16cid:durableId="1474560391">
     <w:abstractNumId w:val="1"/>
   </w:num>
   <w:num w:numId="13" w16cid:durableId="1959606874">
-    <w:abstractNumId w:val="6"/>
+    <w:abstractNumId w:val="8"/>
   </w:num>
   <w:num w:numId="14" w16cid:durableId="2054428489">
-    <w:abstractNumId w:val="8"/>
+    <w:abstractNumId w:val="10"/>
   </w:num>
   <w:num w:numId="15" w16cid:durableId="1890260767">
     <w:abstractNumId w:val="2"/>
   </w:num>
   <w:num w:numId="16" w16cid:durableId="1267736508">
+    <w:abstractNumId w:val="18"/>
+  </w:num>
+  <w:num w:numId="17" w16cid:durableId="603348386">
+    <w:abstractNumId w:val="22"/>
+  </w:num>
+  <w:num w:numId="18" w16cid:durableId="814299554">
+    <w:abstractNumId w:val="14"/>
+  </w:num>
+  <w:num w:numId="19" w16cid:durableId="426080976">
     <w:abstractNumId w:val="16"/>
   </w:num>
-  <w:num w:numId="17" w16cid:durableId="603348386">
+  <w:num w:numId="20" w16cid:durableId="264188517">
+    <w:abstractNumId w:val="11"/>
+  </w:num>
+  <w:num w:numId="21" w16cid:durableId="2088065282">
+    <w:abstractNumId w:val="7"/>
+  </w:num>
+  <w:num w:numId="22" w16cid:durableId="183633341">
+    <w:abstractNumId w:val="3"/>
+  </w:num>
+  <w:num w:numId="23" w16cid:durableId="2082408341">
     <w:abstractNumId w:val="19"/>
-  </w:num>
-  <w:num w:numId="18" w16cid:durableId="814299554">
-    <w:abstractNumId w:val="12"/>
-  </w:num>
-  <w:num w:numId="19" w16cid:durableId="426080976">
-    <w:abstractNumId w:val="14"/>
-  </w:num>
-  <w:num w:numId="20" w16cid:durableId="264188517">
-    <w:abstractNumId w:val="9"/>
   </w:num>
 </w:numbering>
 </file>
